--- a/noukri_dot_com_job_bot/input/Md_Irsad_ind.docx
+++ b/noukri_dot_com_job_bot/input/Md_Irsad_ind.docx
@@ -238,133 +238,7 @@
           <w:sz w:val="20"/>
           <w:szCs w:val="20"/>
         </w:rPr>
-        <w:t>Full Stack Developer &amp; Data Engineer</w:t>
-      </w:r>
-      <w:r>
-        <w:rPr>
-          <w:rFonts w:ascii="Arial Nova Cond" w:hAnsi="Arial Nova Cond" w:cs="Calibri"/>
-          <w:color w:val="000000" w:themeColor="text1"/>
-          <w:sz w:val="20"/>
-          <w:szCs w:val="20"/>
-        </w:rPr>
-        <w:t xml:space="preserve"> </w:t>
-      </w:r>
-      <w:r>
-        <w:rPr>
-          <w:rFonts w:ascii="Arial Nova Cond" w:hAnsi="Arial Nova Cond" w:cs="Calibri"/>
-          <w:color w:val="000000" w:themeColor="text1"/>
-          <w:sz w:val="20"/>
-          <w:szCs w:val="20"/>
-        </w:rPr>
-        <w:t xml:space="preserve">with </w:t>
-      </w:r>
-      <w:r>
-        <w:rPr>
-          <w:rFonts w:ascii="Arial Nova Cond" w:hAnsi="Arial Nova Cond" w:cs="Calibri"/>
-          <w:color w:val="000000" w:themeColor="text1"/>
-          <w:sz w:val="20"/>
-          <w:szCs w:val="20"/>
-        </w:rPr>
-        <w:t>2+</w:t>
-      </w:r>
-      <w:r>
-        <w:rPr>
-          <w:rFonts w:ascii="Arial Nova Cond" w:hAnsi="Arial Nova Cond" w:cs="Calibri"/>
-          <w:color w:val="000000" w:themeColor="text1"/>
-          <w:sz w:val="20"/>
-          <w:szCs w:val="20"/>
-        </w:rPr>
-        <w:t xml:space="preserve"> years of experience</w:t>
-      </w:r>
-      <w:r>
-        <w:rPr>
-          <w:rFonts w:ascii="Arial Nova Cond" w:hAnsi="Arial Nova Cond" w:cs="Calibri"/>
-          <w:color w:val="000000" w:themeColor="text1"/>
-          <w:sz w:val="20"/>
-          <w:szCs w:val="20"/>
-        </w:rPr>
-        <w:t>, specializing in</w:t>
-      </w:r>
-      <w:r>
-        <w:rPr>
-          <w:rFonts w:ascii="Arial Nova Cond" w:hAnsi="Arial Nova Cond" w:cs="Calibri"/>
-          <w:color w:val="000000" w:themeColor="text1"/>
-          <w:sz w:val="20"/>
-          <w:szCs w:val="20"/>
-        </w:rPr>
-        <w:t xml:space="preserve"> </w:t>
-      </w:r>
-      <w:r>
-        <w:rPr>
-          <w:rFonts w:ascii="Arial Nova Cond" w:hAnsi="Arial Nova Cond" w:cs="Calibri"/>
-          <w:color w:val="000000" w:themeColor="text1"/>
-          <w:sz w:val="20"/>
-          <w:szCs w:val="20"/>
-        </w:rPr>
-        <w:t>React</w:t>
-      </w:r>
-      <w:r>
-        <w:rPr>
-          <w:rFonts w:ascii="Arial Nova Cond" w:hAnsi="Arial Nova Cond" w:cs="Calibri"/>
-          <w:color w:val="000000" w:themeColor="text1"/>
-          <w:sz w:val="20"/>
-          <w:szCs w:val="20"/>
-        </w:rPr>
-        <w:t>.js, Python,</w:t>
-      </w:r>
-      <w:r>
-        <w:rPr>
-          <w:rFonts w:ascii="Arial Nova Cond" w:hAnsi="Arial Nova Cond" w:cs="Calibri"/>
-          <w:color w:val="000000" w:themeColor="text1"/>
-          <w:sz w:val="20"/>
-          <w:szCs w:val="20"/>
-        </w:rPr>
-        <w:t xml:space="preserve"> AWS cloud </w:t>
-      </w:r>
-      <w:r>
-        <w:rPr>
-          <w:rFonts w:ascii="Arial Nova Cond" w:hAnsi="Arial Nova Cond" w:cs="Calibri"/>
-          <w:color w:val="000000" w:themeColor="text1"/>
-          <w:sz w:val="20"/>
-          <w:szCs w:val="20"/>
-        </w:rPr>
-        <w:t>T</w:t>
-      </w:r>
-      <w:r>
-        <w:rPr>
-          <w:rFonts w:ascii="Arial Nova Cond" w:hAnsi="Arial Nova Cond" w:cs="Calibri"/>
-          <w:color w:val="000000" w:themeColor="text1"/>
-          <w:sz w:val="20"/>
-          <w:szCs w:val="20"/>
-        </w:rPr>
-        <w:t xml:space="preserve">echnologies such as IAM, S3, EC2, Athena, Glue, AWS Step Functions, and CloudWatch. Proficient in crafting ETL </w:t>
-      </w:r>
-      <w:r>
-        <w:rPr>
-          <w:rFonts w:ascii="Arial Nova Cond" w:hAnsi="Arial Nova Cond" w:cs="Calibri"/>
-          <w:color w:val="000000" w:themeColor="text1"/>
-          <w:sz w:val="20"/>
-          <w:szCs w:val="20"/>
-        </w:rPr>
-        <w:t>P</w:t>
-      </w:r>
-      <w:r>
-        <w:rPr>
-          <w:rFonts w:ascii="Arial Nova Cond" w:hAnsi="Arial Nova Cond" w:cs="Calibri"/>
-          <w:color w:val="000000" w:themeColor="text1"/>
-          <w:sz w:val="20"/>
-          <w:szCs w:val="20"/>
-        </w:rPr>
-        <w:t xml:space="preserve">ipeline using Python, </w:t>
-      </w:r>
-      <w:r>
-        <w:rPr>
-          <w:rFonts w:ascii="Arial Nova Cond" w:hAnsi="Arial Nova Cond" w:cs="Calibri"/>
-          <w:color w:val="000000" w:themeColor="text1"/>
-          <w:sz w:val="20"/>
-          <w:szCs w:val="20"/>
-        </w:rPr>
-        <w:t xml:space="preserve">Pandas, </w:t>
+        <w:t xml:space="preserve">Data Engineer &amp; Python Developer with 2+ years of experience in building scalable ETL pipelines, backend APIs, and automation workflows. Skilled in AWS (Glue, Lambda, Step Functions, S3, Redshift), SQL/MySQL, and Python (Pandas, </w:t>
       </w:r>
       <w:proofErr w:type="spellStart"/>
       <w:r>
@@ -384,99 +258,7 @@
           <w:sz w:val="20"/>
           <w:szCs w:val="20"/>
         </w:rPr>
-        <w:t xml:space="preserve">, and SQL to ensure efficient data transfer. </w:t>
-      </w:r>
-      <w:r>
-        <w:rPr>
-          <w:rFonts w:ascii="Arial Nova Cond" w:hAnsi="Arial Nova Cond" w:cs="Calibri"/>
-          <w:color w:val="000000" w:themeColor="text1"/>
-          <w:sz w:val="20"/>
-          <w:szCs w:val="20"/>
-        </w:rPr>
-        <w:t>Experience</w:t>
-      </w:r>
-      <w:r>
-        <w:rPr>
-          <w:rFonts w:ascii="Arial Nova Cond" w:hAnsi="Arial Nova Cond" w:cs="Calibri"/>
-          <w:color w:val="000000" w:themeColor="text1"/>
-          <w:sz w:val="20"/>
-          <w:szCs w:val="20"/>
-        </w:rPr>
-        <w:t xml:space="preserve"> in developing </w:t>
-      </w:r>
-      <w:r>
-        <w:rPr>
-          <w:rFonts w:ascii="Arial Nova Cond" w:hAnsi="Arial Nova Cond" w:cs="Calibri"/>
-          <w:color w:val="000000" w:themeColor="text1"/>
-          <w:sz w:val="20"/>
-          <w:szCs w:val="20"/>
-        </w:rPr>
-        <w:t>machine learning</w:t>
-      </w:r>
-      <w:r>
-        <w:rPr>
-          <w:rFonts w:ascii="Arial Nova Cond" w:hAnsi="Arial Nova Cond" w:cs="Calibri"/>
-          <w:color w:val="000000" w:themeColor="text1"/>
-          <w:sz w:val="20"/>
-          <w:szCs w:val="20"/>
-        </w:rPr>
-        <w:t xml:space="preserve"> algorithms, </w:t>
-      </w:r>
-      <w:r>
-        <w:rPr>
-          <w:rFonts w:ascii="Arial Nova Cond" w:hAnsi="Arial Nova Cond" w:cs="Calibri"/>
-          <w:color w:val="000000" w:themeColor="text1"/>
-          <w:sz w:val="20"/>
-          <w:szCs w:val="20"/>
-        </w:rPr>
-        <w:t xml:space="preserve">classification, </w:t>
-      </w:r>
-      <w:proofErr w:type="gramStart"/>
-      <w:r>
-        <w:rPr>
-          <w:rFonts w:ascii="Arial Nova Cond" w:hAnsi="Arial Nova Cond" w:cs="Calibri"/>
-          <w:color w:val="000000" w:themeColor="text1"/>
-          <w:sz w:val="20"/>
-          <w:szCs w:val="20"/>
-        </w:rPr>
-        <w:t>regression</w:t>
-      </w:r>
-      <w:proofErr w:type="gramEnd"/>
-      <w:r>
-        <w:rPr>
-          <w:rFonts w:ascii="Arial Nova Cond" w:hAnsi="Arial Nova Cond" w:cs="Calibri"/>
-          <w:color w:val="000000" w:themeColor="text1"/>
-          <w:sz w:val="20"/>
-          <w:szCs w:val="20"/>
-        </w:rPr>
-        <w:t xml:space="preserve"> and random forest etc.</w:t>
-      </w:r>
-      <w:r>
-        <w:rPr>
-          <w:rFonts w:ascii="Arial Nova Cond" w:hAnsi="Arial Nova Cond" w:cs="Calibri"/>
-          <w:color w:val="000000" w:themeColor="text1"/>
-          <w:sz w:val="20"/>
-          <w:szCs w:val="20"/>
-        </w:rPr>
-        <w:t xml:space="preserve"> </w:t>
-      </w:r>
-      <w:r>
-        <w:rPr>
-          <w:rFonts w:ascii="Arial Nova Cond" w:hAnsi="Arial Nova Cond" w:cs="Calibri"/>
-          <w:color w:val="000000" w:themeColor="text1"/>
-          <w:sz w:val="20"/>
-          <w:szCs w:val="20"/>
-        </w:rPr>
-        <w:t>Expertise</w:t>
-      </w:r>
-      <w:r>
-        <w:rPr>
-          <w:rFonts w:ascii="Arial Nova Cond" w:hAnsi="Arial Nova Cond" w:cs="Calibri"/>
-          <w:color w:val="000000" w:themeColor="text1"/>
-          <w:sz w:val="20"/>
-          <w:szCs w:val="20"/>
-        </w:rPr>
-        <w:t xml:space="preserve"> in performance optimization using caching and applying best practices through code reviews using </w:t>
+        <w:t xml:space="preserve">, </w:t>
       </w:r>
       <w:proofErr w:type="spellStart"/>
       <w:r>
@@ -486,7 +268,7 @@
           <w:sz w:val="20"/>
           <w:szCs w:val="20"/>
         </w:rPr>
-        <w:t>SonarLint</w:t>
+        <w:t>FastAPI</w:t>
       </w:r>
       <w:proofErr w:type="spellEnd"/>
       <w:r>
@@ -496,16 +278,7 @@
           <w:sz w:val="20"/>
           <w:szCs w:val="20"/>
         </w:rPr>
-        <w:t xml:space="preserve">/SonarQube, </w:t>
-      </w:r>
-      <w:r>
-        <w:rPr>
-          <w:rFonts w:ascii="Arial Nova Cond" w:hAnsi="Arial Nova Cond" w:cs="Calibri"/>
-          <w:color w:val="000000" w:themeColor="text1"/>
-          <w:sz w:val="20"/>
-          <w:szCs w:val="20"/>
-        </w:rPr>
-        <w:t>streamlining project setups using Conda and Poetry.</w:t>
+        <w:t>). Strong track record of automating finance workflows, migrating legacy systems to cloud-native solutions, and optimizing database performance. Experienced in freelancing and full-time roles, delivering business impact by reducing manual effort and improving data processing efficiency.</w:t>
       </w:r>
     </w:p>
     <w:p>
@@ -559,28 +332,23 @@
     </w:p>
     <w:p>
       <w:pPr>
-        <w:widowControl w:val="0"/>
-        <w:overflowPunct w:val="0"/>
-        <w:autoSpaceDE w:val="0"/>
-        <w:autoSpaceDN w:val="0"/>
-        <w:adjustRightInd w:val="0"/>
-        <w:spacing w:after="0" w:line="240" w:lineRule="auto"/>
-        <w:jc w:val="both"/>
-        <w:rPr>
-          <w:rFonts w:ascii="Arial Nova Cond" w:hAnsi="Arial Nova Cond" w:cs="Calibri"/>
-          <w:color w:val="000000" w:themeColor="text1"/>
-          <w:sz w:val="20"/>
-          <w:szCs w:val="20"/>
-        </w:rPr>
-      </w:pPr>
-      <w:r>
-        <w:rPr>
-          <w:rFonts w:ascii="Arial Nova Cond" w:hAnsi="Arial Nova Cond" w:cs="Calibri"/>
-          <w:color w:val="000000" w:themeColor="text1"/>
-          <w:sz w:val="20"/>
-          <w:szCs w:val="20"/>
-        </w:rPr>
-        <w:t>Company1</w:t>
+        <w:suppressAutoHyphens/>
+        <w:spacing w:before="30" w:after="0" w:line="240" w:lineRule="auto"/>
+        <w:rPr>
+          <w:rFonts w:ascii="Arial Nova Cond" w:hAnsi="Arial Nova Cond" w:cs="Calibri"/>
+          <w:color w:val="000000" w:themeColor="text1"/>
+          <w:sz w:val="20"/>
+          <w:szCs w:val="20"/>
+        </w:rPr>
+      </w:pPr>
+      <w:r>
+        <w:rPr>
+          <w:rFonts w:ascii="Arial Nova Cond" w:hAnsi="Arial Nova Cond" w:cs="Calibri"/>
+          <w:color w:val="000000" w:themeColor="text1"/>
+          <w:sz w:val="20"/>
+          <w:szCs w:val="20"/>
+        </w:rPr>
+        <w:t xml:space="preserve">Company1       </w:t>
       </w:r>
       <w:r>
         <w:rPr>
@@ -600,6 +368,7 @@
         </w:rPr>
         <w:tab/>
       </w:r>
+      <w:proofErr w:type="gramStart"/>
       <w:r>
         <w:rPr>
           <w:rFonts w:ascii="Arial Nova Cond" w:hAnsi="Arial Nova Cond" w:cs="Calibri"/>
@@ -608,26 +377,15 @@
           <w:szCs w:val="20"/>
         </w:rPr>
         <w:tab/>
-        <w:t xml:space="preserve">:  </w:t>
-      </w:r>
-      <w:proofErr w:type="gramStart"/>
-      <w:r>
-        <w:rPr>
-          <w:rFonts w:ascii="Arial Nova Cond" w:hAnsi="Arial Nova Cond" w:cs="Calibri"/>
-          <w:color w:val="000000" w:themeColor="text1"/>
-          <w:sz w:val="20"/>
-          <w:szCs w:val="20"/>
-        </w:rPr>
-        <w:t xml:space="preserve">Freelance  </w:t>
-      </w:r>
-      <w:r>
-        <w:rPr>
-          <w:rFonts w:ascii="Arial Nova Cond" w:hAnsi="Arial Nova Cond" w:cs="Calibri"/>
-          <w:color w:val="000000" w:themeColor="text1"/>
-          <w:sz w:val="20"/>
-          <w:szCs w:val="20"/>
-        </w:rPr>
-        <w:t>(</w:t>
+      </w:r>
+      <w:r>
+        <w:rPr>
+          <w:rFonts w:ascii="Arial Nova Cond" w:hAnsi="Arial Nova Cond" w:cs="Calibri"/>
+          <w:color w:val="000000" w:themeColor="text1"/>
+          <w:sz w:val="20"/>
+          <w:szCs w:val="20"/>
+        </w:rPr>
+        <w:t xml:space="preserve"> :</w:t>
       </w:r>
       <w:proofErr w:type="gramEnd"/>
       <w:r>
@@ -637,7 +395,7 @@
           <w:sz w:val="20"/>
           <w:szCs w:val="20"/>
         </w:rPr>
-        <w:t xml:space="preserve">Client: </w:t>
+        <w:t xml:space="preserve"> Freelance (Contract for Client: </w:t>
       </w:r>
       <w:proofErr w:type="spellStart"/>
       <w:r>
@@ -657,33 +415,28 @@
           <w:sz w:val="20"/>
           <w:szCs w:val="20"/>
         </w:rPr>
-        <w:t>, MOTOR)</w:t>
+        <w:t xml:space="preserve"> – MOTOR)</w:t>
       </w:r>
     </w:p>
     <w:p>
       <w:pPr>
-        <w:widowControl w:val="0"/>
-        <w:overflowPunct w:val="0"/>
-        <w:autoSpaceDE w:val="0"/>
-        <w:autoSpaceDN w:val="0"/>
-        <w:adjustRightInd w:val="0"/>
-        <w:spacing w:after="0" w:line="240" w:lineRule="auto"/>
-        <w:jc w:val="both"/>
-        <w:rPr>
-          <w:rFonts w:ascii="Arial Nova Cond" w:hAnsi="Arial Nova Cond" w:cs="Calibri"/>
-          <w:color w:val="000000" w:themeColor="text1"/>
-          <w:sz w:val="20"/>
-          <w:szCs w:val="20"/>
-        </w:rPr>
-      </w:pPr>
-      <w:r>
-        <w:rPr>
-          <w:rFonts w:ascii="Arial Nova Cond" w:hAnsi="Arial Nova Cond" w:cs="Calibri"/>
-          <w:color w:val="000000" w:themeColor="text1"/>
-          <w:sz w:val="20"/>
-          <w:szCs w:val="20"/>
-        </w:rPr>
-        <w:t>Designation</w:t>
+        <w:suppressAutoHyphens/>
+        <w:spacing w:before="30" w:after="0" w:line="240" w:lineRule="auto"/>
+        <w:rPr>
+          <w:rFonts w:ascii="Arial Nova Cond" w:hAnsi="Arial Nova Cond" w:cs="Calibri"/>
+          <w:color w:val="000000" w:themeColor="text1"/>
+          <w:sz w:val="20"/>
+          <w:szCs w:val="20"/>
+        </w:rPr>
+      </w:pPr>
+      <w:r>
+        <w:rPr>
+          <w:rFonts w:ascii="Arial Nova Cond" w:hAnsi="Arial Nova Cond" w:cs="Calibri"/>
+          <w:color w:val="000000" w:themeColor="text1"/>
+          <w:sz w:val="20"/>
+          <w:szCs w:val="20"/>
+        </w:rPr>
+        <w:t xml:space="preserve">Designation    </w:t>
       </w:r>
       <w:r>
         <w:rPr>
@@ -703,6 +456,7 @@
         </w:rPr>
         <w:tab/>
       </w:r>
+      <w:proofErr w:type="gramStart"/>
       <w:r>
         <w:rPr>
           <w:rFonts w:ascii="Arial Nova Cond" w:hAnsi="Arial Nova Cond" w:cs="Calibri"/>
@@ -711,42 +465,46 @@
           <w:szCs w:val="20"/>
         </w:rPr>
         <w:tab/>
-        <w:t xml:space="preserve">:  </w:t>
-      </w:r>
-      <w:r>
-        <w:rPr>
-          <w:rFonts w:ascii="Arial Nova Cond" w:hAnsi="Arial Nova Cond" w:cs="Calibri"/>
-          <w:color w:val="000000" w:themeColor="text1"/>
-          <w:sz w:val="20"/>
-          <w:szCs w:val="20"/>
-        </w:rPr>
-        <w:t>Data Engineer</w:t>
+      </w:r>
+      <w:r>
+        <w:rPr>
+          <w:rFonts w:ascii="Arial Nova Cond" w:hAnsi="Arial Nova Cond" w:cs="Calibri"/>
+          <w:color w:val="000000" w:themeColor="text1"/>
+          <w:sz w:val="20"/>
+          <w:szCs w:val="20"/>
+        </w:rPr>
+        <w:t xml:space="preserve"> :</w:t>
+      </w:r>
+      <w:proofErr w:type="gramEnd"/>
+      <w:r>
+        <w:rPr>
+          <w:rFonts w:ascii="Arial Nova Cond" w:hAnsi="Arial Nova Cond" w:cs="Calibri"/>
+          <w:color w:val="000000" w:themeColor="text1"/>
+          <w:sz w:val="20"/>
+          <w:szCs w:val="20"/>
+        </w:rPr>
+        <w:t xml:space="preserve"> Data Engineer</w:t>
       </w:r>
     </w:p>
     <w:p>
       <w:pPr>
-        <w:widowControl w:val="0"/>
-        <w:overflowPunct w:val="0"/>
-        <w:autoSpaceDE w:val="0"/>
-        <w:autoSpaceDN w:val="0"/>
-        <w:adjustRightInd w:val="0"/>
-        <w:spacing w:after="0" w:line="240" w:lineRule="auto"/>
-        <w:jc w:val="both"/>
-        <w:rPr>
-          <w:rFonts w:ascii="Arial Nova Cond" w:hAnsi="Arial Nova Cond" w:cs="Calibri"/>
-          <w:color w:val="000000" w:themeColor="text1"/>
-          <w:sz w:val="20"/>
-          <w:szCs w:val="20"/>
-        </w:rPr>
-      </w:pPr>
-      <w:r>
-        <w:rPr>
-          <w:rFonts w:ascii="Arial Nova Cond" w:hAnsi="Arial Nova Cond" w:cs="Calibri"/>
-          <w:color w:val="000000" w:themeColor="text1"/>
-          <w:sz w:val="20"/>
-          <w:szCs w:val="20"/>
-        </w:rPr>
-        <w:t>Period Of Employment</w:t>
+        <w:suppressAutoHyphens/>
+        <w:spacing w:before="30" w:after="0" w:line="240" w:lineRule="auto"/>
+        <w:rPr>
+          <w:rFonts w:ascii="Arial Nova Cond" w:hAnsi="Arial Nova Cond" w:cs="Calibri"/>
+          <w:color w:val="000000" w:themeColor="text1"/>
+          <w:sz w:val="20"/>
+          <w:szCs w:val="20"/>
+        </w:rPr>
+      </w:pPr>
+      <w:r>
+        <w:rPr>
+          <w:rFonts w:ascii="Arial Nova Cond" w:hAnsi="Arial Nova Cond" w:cs="Calibri"/>
+          <w:color w:val="000000" w:themeColor="text1"/>
+          <w:sz w:val="20"/>
+          <w:szCs w:val="20"/>
+        </w:rPr>
+        <w:t xml:space="preserve">Period         </w:t>
       </w:r>
       <w:r>
         <w:rPr>
@@ -765,43 +523,6 @@
           <w:szCs w:val="20"/>
         </w:rPr>
         <w:tab/>
-        <w:t xml:space="preserve">:  </w:t>
-      </w:r>
-      <w:r>
-        <w:rPr>
-          <w:rFonts w:ascii="Arial Nova Cond" w:hAnsi="Arial Nova Cond" w:cs="Calibri"/>
-          <w:color w:val="000000" w:themeColor="text1"/>
-          <w:sz w:val="20"/>
-          <w:szCs w:val="20"/>
-        </w:rPr>
-        <w:t>Feb</w:t>
-      </w:r>
-      <w:r>
-        <w:rPr>
-          <w:rFonts w:ascii="Arial Nova Cond" w:hAnsi="Arial Nova Cond" w:cs="Calibri"/>
-          <w:color w:val="000000" w:themeColor="text1"/>
-          <w:sz w:val="20"/>
-          <w:szCs w:val="20"/>
-        </w:rPr>
-        <w:t>-202</w:t>
-      </w:r>
-      <w:r>
-        <w:rPr>
-          <w:rFonts w:ascii="Arial Nova Cond" w:hAnsi="Arial Nova Cond" w:cs="Calibri"/>
-          <w:color w:val="000000" w:themeColor="text1"/>
-          <w:sz w:val="20"/>
-          <w:szCs w:val="20"/>
-        </w:rPr>
-        <w:t>5</w:t>
-      </w:r>
-      <w:r>
-        <w:rPr>
-          <w:rFonts w:ascii="Arial Nova Cond" w:hAnsi="Arial Nova Cond" w:cs="Calibri"/>
-          <w:color w:val="000000" w:themeColor="text1"/>
-          <w:sz w:val="20"/>
-          <w:szCs w:val="20"/>
-        </w:rPr>
-        <w:t xml:space="preserve"> To </w:t>
       </w:r>
       <w:proofErr w:type="gramStart"/>
       <w:r>
@@ -811,7 +532,16 @@
           <w:sz w:val="20"/>
           <w:szCs w:val="20"/>
         </w:rPr>
-        <w:t>Till</w:t>
+        <w:tab/>
+      </w:r>
+      <w:r>
+        <w:rPr>
+          <w:rFonts w:ascii="Arial Nova Cond" w:hAnsi="Arial Nova Cond" w:cs="Calibri"/>
+          <w:color w:val="000000" w:themeColor="text1"/>
+          <w:sz w:val="20"/>
+          <w:szCs w:val="20"/>
+        </w:rPr>
+        <w:t xml:space="preserve"> :</w:t>
       </w:r>
       <w:proofErr w:type="gramEnd"/>
       <w:r>
@@ -821,124 +551,40 @@
           <w:sz w:val="20"/>
           <w:szCs w:val="20"/>
         </w:rPr>
-        <w:t xml:space="preserve"> Date</w:t>
+        <w:t xml:space="preserve"> Feb-2025 to Present</w:t>
       </w:r>
     </w:p>
     <w:p>
       <w:pPr>
-        <w:widowControl w:val="0"/>
-        <w:overflowPunct w:val="0"/>
-        <w:autoSpaceDE w:val="0"/>
-        <w:autoSpaceDN w:val="0"/>
-        <w:adjustRightInd w:val="0"/>
-        <w:spacing w:after="0" w:line="240" w:lineRule="auto"/>
-        <w:jc w:val="both"/>
-        <w:rPr>
-          <w:rFonts w:ascii="Arial Nova Cond" w:hAnsi="Arial Nova Cond" w:cs="Calibri"/>
-          <w:color w:val="000000" w:themeColor="text1"/>
-          <w:sz w:val="20"/>
-          <w:szCs w:val="20"/>
-        </w:rPr>
-      </w:pPr>
-      <w:r>
-        <w:rPr>
-          <w:rFonts w:ascii="Arial Nova Cond" w:hAnsi="Arial Nova Cond" w:cs="Calibri"/>
-          <w:color w:val="000000" w:themeColor="text1"/>
-          <w:sz w:val="20"/>
-          <w:szCs w:val="20"/>
-        </w:rPr>
-        <w:t>Company</w:t>
-      </w:r>
-      <w:r>
-        <w:rPr>
-          <w:rFonts w:ascii="Arial Nova Cond" w:hAnsi="Arial Nova Cond" w:cs="Calibri"/>
-          <w:color w:val="000000" w:themeColor="text1"/>
-          <w:sz w:val="20"/>
-          <w:szCs w:val="20"/>
-        </w:rPr>
-        <w:t>2</w:t>
-      </w:r>
-      <w:r>
-        <w:rPr>
-          <w:rFonts w:ascii="Arial Nova Cond" w:hAnsi="Arial Nova Cond" w:cs="Calibri"/>
-          <w:color w:val="000000" w:themeColor="text1"/>
-          <w:sz w:val="20"/>
-          <w:szCs w:val="20"/>
-        </w:rPr>
-        <w:tab/>
-      </w:r>
-      <w:r>
-        <w:rPr>
-          <w:rFonts w:ascii="Arial Nova Cond" w:hAnsi="Arial Nova Cond" w:cs="Calibri"/>
-          <w:color w:val="000000" w:themeColor="text1"/>
-          <w:sz w:val="20"/>
-          <w:szCs w:val="20"/>
-        </w:rPr>
-        <w:tab/>
-      </w:r>
-      <w:r>
-        <w:rPr>
-          <w:rFonts w:ascii="Arial Nova Cond" w:hAnsi="Arial Nova Cond" w:cs="Calibri"/>
-          <w:color w:val="000000" w:themeColor="text1"/>
-          <w:sz w:val="20"/>
-          <w:szCs w:val="20"/>
-        </w:rPr>
-        <w:tab/>
-        <w:t xml:space="preserve">:  </w:t>
-      </w:r>
-      <w:r>
-        <w:rPr>
-          <w:rFonts w:ascii="Arial Nova Cond" w:hAnsi="Arial Nova Cond" w:cs="Calibri"/>
-          <w:color w:val="000000" w:themeColor="text1"/>
-          <w:sz w:val="20"/>
-          <w:szCs w:val="20"/>
-        </w:rPr>
-        <w:t xml:space="preserve">33 Kuber India Advisory </w:t>
-      </w:r>
-      <w:proofErr w:type="spellStart"/>
-      <w:r>
-        <w:rPr>
-          <w:rFonts w:ascii="Arial Nova Cond" w:hAnsi="Arial Nova Cond" w:cs="Calibri"/>
-          <w:color w:val="000000" w:themeColor="text1"/>
-          <w:sz w:val="20"/>
-          <w:szCs w:val="20"/>
-        </w:rPr>
-        <w:t>Lpp</w:t>
-      </w:r>
-      <w:proofErr w:type="spellEnd"/>
-      <w:r>
-        <w:rPr>
-          <w:rFonts w:ascii="Arial Nova Cond" w:hAnsi="Arial Nova Cond" w:cs="Calibri"/>
-          <w:color w:val="000000" w:themeColor="text1"/>
-          <w:sz w:val="20"/>
-          <w:szCs w:val="20"/>
-        </w:rPr>
-        <w:t>.</w:t>
-      </w:r>
+        <w:suppressAutoHyphens/>
+        <w:spacing w:before="30" w:after="0" w:line="240" w:lineRule="auto"/>
+        <w:rPr>
+          <w:rFonts w:ascii="Arial Nova Cond" w:hAnsi="Arial Nova Cond" w:cs="Calibri"/>
+          <w:color w:val="000000" w:themeColor="text1"/>
+          <w:sz w:val="20"/>
+          <w:szCs w:val="20"/>
+        </w:rPr>
+      </w:pPr>
     </w:p>
     <w:p>
       <w:pPr>
-        <w:widowControl w:val="0"/>
-        <w:overflowPunct w:val="0"/>
-        <w:autoSpaceDE w:val="0"/>
-        <w:autoSpaceDN w:val="0"/>
-        <w:adjustRightInd w:val="0"/>
-        <w:spacing w:after="0" w:line="240" w:lineRule="auto"/>
-        <w:rPr>
-          <w:rFonts w:ascii="Arial Nova Cond" w:hAnsi="Arial Nova Cond" w:cs="Calibri"/>
-          <w:color w:val="000000" w:themeColor="text1"/>
-          <w:sz w:val="20"/>
-          <w:szCs w:val="20"/>
-        </w:rPr>
-      </w:pPr>
-      <w:r>
-        <w:rPr>
-          <w:rFonts w:ascii="Arial Nova Cond" w:hAnsi="Arial Nova Cond" w:cs="Calibri"/>
-          <w:color w:val="000000" w:themeColor="text1"/>
-          <w:sz w:val="20"/>
-          <w:szCs w:val="20"/>
-        </w:rPr>
-        <w:t>Designation</w:t>
+        <w:suppressAutoHyphens/>
+        <w:spacing w:before="30" w:after="0" w:line="240" w:lineRule="auto"/>
+        <w:rPr>
+          <w:rFonts w:ascii="Arial Nova Cond" w:hAnsi="Arial Nova Cond" w:cs="Calibri"/>
+          <w:color w:val="000000" w:themeColor="text1"/>
+          <w:sz w:val="20"/>
+          <w:szCs w:val="20"/>
+        </w:rPr>
+      </w:pPr>
+      <w:r>
+        <w:rPr>
+          <w:rFonts w:ascii="Arial Nova Cond" w:hAnsi="Arial Nova Cond" w:cs="Calibri"/>
+          <w:color w:val="000000" w:themeColor="text1"/>
+          <w:sz w:val="20"/>
+          <w:szCs w:val="20"/>
+        </w:rPr>
+        <w:t xml:space="preserve">Company2       </w:t>
       </w:r>
       <w:r>
         <w:rPr>
@@ -958,6 +604,7 @@
         </w:rPr>
         <w:tab/>
       </w:r>
+      <w:proofErr w:type="gramStart"/>
       <w:r>
         <w:rPr>
           <w:rFonts w:ascii="Arial Nova Cond" w:hAnsi="Arial Nova Cond" w:cs="Calibri"/>
@@ -966,41 +613,46 @@
           <w:szCs w:val="20"/>
         </w:rPr>
         <w:tab/>
-        <w:t xml:space="preserve">:  Software </w:t>
-      </w:r>
-      <w:r>
-        <w:rPr>
-          <w:rFonts w:ascii="Arial Nova Cond" w:hAnsi="Arial Nova Cond" w:cs="Calibri"/>
-          <w:color w:val="000000" w:themeColor="text1"/>
-          <w:sz w:val="20"/>
-          <w:szCs w:val="20"/>
-        </w:rPr>
-        <w:t>Developer</w:t>
+      </w:r>
+      <w:r>
+        <w:rPr>
+          <w:rFonts w:ascii="Arial Nova Cond" w:hAnsi="Arial Nova Cond" w:cs="Calibri"/>
+          <w:color w:val="000000" w:themeColor="text1"/>
+          <w:sz w:val="20"/>
+          <w:szCs w:val="20"/>
+        </w:rPr>
+        <w:t xml:space="preserve"> :</w:t>
+      </w:r>
+      <w:proofErr w:type="gramEnd"/>
+      <w:r>
+        <w:rPr>
+          <w:rFonts w:ascii="Arial Nova Cond" w:hAnsi="Arial Nova Cond" w:cs="Calibri"/>
+          <w:color w:val="000000" w:themeColor="text1"/>
+          <w:sz w:val="20"/>
+          <w:szCs w:val="20"/>
+        </w:rPr>
+        <w:t xml:space="preserve"> 33 Kuber India Advisory LLP</w:t>
       </w:r>
     </w:p>
     <w:p>
       <w:pPr>
-        <w:widowControl w:val="0"/>
-        <w:overflowPunct w:val="0"/>
-        <w:autoSpaceDE w:val="0"/>
-        <w:autoSpaceDN w:val="0"/>
-        <w:adjustRightInd w:val="0"/>
-        <w:spacing w:after="0" w:line="240" w:lineRule="auto"/>
-        <w:rPr>
-          <w:rFonts w:ascii="Arial Nova Cond" w:hAnsi="Arial Nova Cond" w:cs="Calibri"/>
-          <w:color w:val="000000" w:themeColor="text1"/>
-          <w:sz w:val="20"/>
-          <w:szCs w:val="20"/>
-        </w:rPr>
-      </w:pPr>
-      <w:r>
-        <w:rPr>
-          <w:rFonts w:ascii="Arial Nova Cond" w:hAnsi="Arial Nova Cond" w:cs="Calibri"/>
-          <w:color w:val="000000" w:themeColor="text1"/>
-          <w:sz w:val="20"/>
-          <w:szCs w:val="20"/>
-        </w:rPr>
-        <w:t>Period Of Employment</w:t>
+        <w:suppressAutoHyphens/>
+        <w:spacing w:before="30" w:after="0" w:line="240" w:lineRule="auto"/>
+        <w:rPr>
+          <w:rFonts w:ascii="Arial Nova Cond" w:hAnsi="Arial Nova Cond" w:cs="Calibri"/>
+          <w:color w:val="000000" w:themeColor="text1"/>
+          <w:sz w:val="20"/>
+          <w:szCs w:val="20"/>
+        </w:rPr>
+      </w:pPr>
+      <w:r>
+        <w:rPr>
+          <w:rFonts w:ascii="Arial Nova Cond" w:hAnsi="Arial Nova Cond" w:cs="Calibri"/>
+          <w:color w:val="000000" w:themeColor="text1"/>
+          <w:sz w:val="20"/>
+          <w:szCs w:val="20"/>
+        </w:rPr>
+        <w:t xml:space="preserve">Designation    </w:t>
       </w:r>
       <w:r>
         <w:rPr>
@@ -1019,70 +671,103 @@
           <w:szCs w:val="20"/>
         </w:rPr>
         <w:tab/>
-        <w:t xml:space="preserve">:  </w:t>
-      </w:r>
-      <w:r>
-        <w:rPr>
-          <w:rFonts w:ascii="Arial Nova Cond" w:hAnsi="Arial Nova Cond" w:cs="Calibri"/>
-          <w:color w:val="000000" w:themeColor="text1"/>
-          <w:sz w:val="20"/>
-          <w:szCs w:val="20"/>
-        </w:rPr>
-        <w:t>Sep</w:t>
-      </w:r>
-      <w:r>
-        <w:rPr>
-          <w:rFonts w:ascii="Arial Nova Cond" w:hAnsi="Arial Nova Cond" w:cs="Calibri"/>
-          <w:color w:val="000000" w:themeColor="text1"/>
-          <w:sz w:val="20"/>
-          <w:szCs w:val="20"/>
-        </w:rPr>
-        <w:t>-</w:t>
-      </w:r>
-      <w:r>
-        <w:rPr>
-          <w:rFonts w:ascii="Arial Nova Cond" w:hAnsi="Arial Nova Cond" w:cs="Calibri"/>
-          <w:color w:val="000000" w:themeColor="text1"/>
-          <w:sz w:val="20"/>
-          <w:szCs w:val="20"/>
-        </w:rPr>
-        <w:t>2023</w:t>
-      </w:r>
-      <w:r>
-        <w:rPr>
-          <w:rFonts w:ascii="Arial Nova Cond" w:hAnsi="Arial Nova Cond" w:cs="Calibri"/>
-          <w:color w:val="000000" w:themeColor="text1"/>
-          <w:sz w:val="20"/>
-          <w:szCs w:val="20"/>
-        </w:rPr>
-        <w:t xml:space="preserve"> To </w:t>
-      </w:r>
-      <w:r>
-        <w:rPr>
-          <w:rFonts w:ascii="Arial Nova Cond" w:hAnsi="Arial Nova Cond" w:cs="Calibri"/>
-          <w:color w:val="000000" w:themeColor="text1"/>
-          <w:sz w:val="20"/>
-          <w:szCs w:val="20"/>
-        </w:rPr>
-        <w:t>Jan</w:t>
-      </w:r>
-      <w:r>
-        <w:rPr>
-          <w:rFonts w:ascii="Arial Nova Cond" w:hAnsi="Arial Nova Cond" w:cs="Calibri"/>
-          <w:color w:val="000000" w:themeColor="text1"/>
-          <w:sz w:val="20"/>
-          <w:szCs w:val="20"/>
-        </w:rPr>
-        <w:t>-202</w:t>
-      </w:r>
-      <w:r>
-        <w:rPr>
-          <w:rFonts w:ascii="Arial Nova Cond" w:hAnsi="Arial Nova Cond" w:cs="Calibri"/>
-          <w:color w:val="000000" w:themeColor="text1"/>
-          <w:sz w:val="20"/>
-          <w:szCs w:val="20"/>
-        </w:rPr>
-        <w:t>5</w:t>
+      </w:r>
+      <w:proofErr w:type="gramStart"/>
+      <w:r>
+        <w:rPr>
+          <w:rFonts w:ascii="Arial Nova Cond" w:hAnsi="Arial Nova Cond" w:cs="Calibri"/>
+          <w:color w:val="000000" w:themeColor="text1"/>
+          <w:sz w:val="20"/>
+          <w:szCs w:val="20"/>
+        </w:rPr>
+        <w:tab/>
+      </w:r>
+      <w:r>
+        <w:rPr>
+          <w:rFonts w:ascii="Arial Nova Cond" w:hAnsi="Arial Nova Cond" w:cs="Calibri"/>
+          <w:color w:val="000000" w:themeColor="text1"/>
+          <w:sz w:val="20"/>
+          <w:szCs w:val="20"/>
+        </w:rPr>
+        <w:t xml:space="preserve"> :</w:t>
+      </w:r>
+      <w:proofErr w:type="gramEnd"/>
+      <w:r>
+        <w:rPr>
+          <w:rFonts w:ascii="Arial Nova Cond" w:hAnsi="Arial Nova Cond" w:cs="Calibri"/>
+          <w:color w:val="000000" w:themeColor="text1"/>
+          <w:sz w:val="20"/>
+          <w:szCs w:val="20"/>
+        </w:rPr>
+        <w:t xml:space="preserve"> Software Developer</w:t>
+      </w:r>
+    </w:p>
+    <w:p>
+      <w:pPr>
+        <w:suppressAutoHyphens/>
+        <w:spacing w:before="30" w:after="0" w:line="240" w:lineRule="auto"/>
+        <w:rPr>
+          <w:rFonts w:ascii="Arial Nova Cond" w:hAnsi="Arial Nova Cond" w:cs="Calibri"/>
+          <w:color w:val="000000" w:themeColor="text1"/>
+          <w:sz w:val="20"/>
+          <w:szCs w:val="20"/>
+        </w:rPr>
+      </w:pPr>
+      <w:r>
+        <w:rPr>
+          <w:rFonts w:ascii="Arial Nova Cond" w:hAnsi="Arial Nova Cond" w:cs="Calibri"/>
+          <w:color w:val="000000" w:themeColor="text1"/>
+          <w:sz w:val="20"/>
+          <w:szCs w:val="20"/>
+        </w:rPr>
+        <w:t xml:space="preserve">Period         </w:t>
+      </w:r>
+      <w:r>
+        <w:rPr>
+          <w:rFonts w:ascii="Arial Nova Cond" w:hAnsi="Arial Nova Cond" w:cs="Calibri"/>
+          <w:color w:val="000000" w:themeColor="text1"/>
+          <w:sz w:val="20"/>
+          <w:szCs w:val="20"/>
+        </w:rPr>
+        <w:tab/>
+      </w:r>
+      <w:r>
+        <w:rPr>
+          <w:rFonts w:ascii="Arial Nova Cond" w:hAnsi="Arial Nova Cond" w:cs="Calibri"/>
+          <w:color w:val="000000" w:themeColor="text1"/>
+          <w:sz w:val="20"/>
+          <w:szCs w:val="20"/>
+        </w:rPr>
+        <w:tab/>
+      </w:r>
+      <w:proofErr w:type="gramStart"/>
+      <w:r>
+        <w:rPr>
+          <w:rFonts w:ascii="Arial Nova Cond" w:hAnsi="Arial Nova Cond" w:cs="Calibri"/>
+          <w:color w:val="000000" w:themeColor="text1"/>
+          <w:sz w:val="20"/>
+          <w:szCs w:val="20"/>
+        </w:rPr>
+        <w:tab/>
+      </w:r>
+      <w:r>
+        <w:rPr>
+          <w:rFonts w:ascii="Arial Nova Cond" w:hAnsi="Arial Nova Cond" w:cs="Calibri"/>
+          <w:color w:val="000000" w:themeColor="text1"/>
+          <w:sz w:val="20"/>
+          <w:szCs w:val="20"/>
+        </w:rPr>
+        <w:t xml:space="preserve"> :</w:t>
+      </w:r>
+      <w:proofErr w:type="gramEnd"/>
+      <w:r>
+        <w:rPr>
+          <w:rFonts w:ascii="Arial Nova Cond" w:hAnsi="Arial Nova Cond" w:cs="Calibri"/>
+          <w:color w:val="000000" w:themeColor="text1"/>
+          <w:sz w:val="20"/>
+          <w:szCs w:val="20"/>
+        </w:rPr>
+        <w:t xml:space="preserve"> Sep-2023 to Jan-2025</w:t>
       </w:r>
     </w:p>
     <w:p>
@@ -1125,22 +810,22 @@
     <w:tbl>
       <w:tblPr>
         <w:tblStyle w:val="TableGrid"/>
-        <w:tblW w:w="5000" w:type="pct"/>
+        <w:tblW w:w="5299" w:type="pct"/>
         <w:tblInd w:w="-5" w:type="dxa"/>
         <w:tblLayout w:type="fixed"/>
         <w:tblLook w:val="04A0" w:firstRow="1" w:lastRow="0" w:firstColumn="1" w:lastColumn="0" w:noHBand="0" w:noVBand="1"/>
       </w:tblPr>
       <w:tblGrid>
-        <w:gridCol w:w="2186"/>
-        <w:gridCol w:w="6831"/>
+        <w:gridCol w:w="2551"/>
+        <w:gridCol w:w="7005"/>
       </w:tblGrid>
       <w:tr>
         <w:trPr>
-          <w:trHeight w:val="665"/>
+          <w:trHeight w:val="699"/>
         </w:trPr>
         <w:tc>
           <w:tcPr>
-            <w:tcW w:w="1212" w:type="pct"/>
+            <w:tcW w:w="1335" w:type="pct"/>
             <w:shd w:val="clear" w:color="auto" w:fill="ABCDEF"/>
           </w:tcPr>
           <w:p>
@@ -1167,7 +852,7 @@
         </w:tc>
         <w:tc>
           <w:tcPr>
-            <w:tcW w:w="3788" w:type="pct"/>
+            <w:tcW w:w="3665" w:type="pct"/>
             <w:shd w:val="clear" w:color="auto" w:fill="ABCDEF"/>
           </w:tcPr>
           <w:p>
@@ -1194,9 +879,12 @@
         </w:tc>
       </w:tr>
       <w:tr>
+        <w:trPr>
+          <w:trHeight w:val="631"/>
+        </w:trPr>
         <w:tc>
           <w:tcPr>
-            <w:tcW w:w="1212" w:type="pct"/>
+            <w:tcW w:w="1335" w:type="pct"/>
           </w:tcPr>
           <w:p>
             <w:pPr>
@@ -1215,13 +903,13 @@
                 <w:color w:val="000000" w:themeColor="text1"/>
                 <w:sz w:val="20"/>
               </w:rPr>
-              <w:t>Amazon Web Services</w:t>
+              <w:t>Cloud &amp; Data Engineering</w:t>
             </w:r>
           </w:p>
         </w:tc>
         <w:tc>
           <w:tcPr>
-            <w:tcW w:w="3788" w:type="pct"/>
+            <w:tcW w:w="3665" w:type="pct"/>
           </w:tcPr>
           <w:p>
             <w:pPr>
@@ -1240,15 +928,18 @@
                 <w:color w:val="000000" w:themeColor="text1"/>
                 <w:sz w:val="20"/>
               </w:rPr>
-              <w:t>IAM, EC2, S3, Glue, Lambda, Step Functions, SNS, SQS, CloudWatch, Athena, Redshift, DynamoDB, API Gateway, EC2, ECS, ECR, AWS Cognito, Python, AWS Toolkit etc.</w:t>
+              <w:t>AWS (S3, Lambda, Glue, Athena, Step Functions, DynamoDB, Redshift, CloudWatch, SNS/SQS, IAM, API Gateway, ECR, ECS, Cognito)</w:t>
             </w:r>
           </w:p>
         </w:tc>
       </w:tr>
       <w:tr>
+        <w:trPr>
+          <w:trHeight w:val="631"/>
+        </w:trPr>
         <w:tc>
           <w:tcPr>
-            <w:tcW w:w="1212" w:type="pct"/>
+            <w:tcW w:w="1335" w:type="pct"/>
           </w:tcPr>
           <w:p>
             <w:pPr>
@@ -1267,13 +958,13 @@
                 <w:color w:val="000000" w:themeColor="text1"/>
                 <w:sz w:val="20"/>
               </w:rPr>
-              <w:t>Python and Tools/Libs</w:t>
+              <w:t>Programming &amp; Frameworks</w:t>
             </w:r>
           </w:p>
         </w:tc>
         <w:tc>
           <w:tcPr>
-            <w:tcW w:w="3788" w:type="pct"/>
+            <w:tcW w:w="3665" w:type="pct"/>
           </w:tcPr>
           <w:p>
             <w:pPr>
@@ -1292,7 +983,23 @@
                 <w:color w:val="000000" w:themeColor="text1"/>
                 <w:sz w:val="20"/>
               </w:rPr>
-              <w:t xml:space="preserve">Python 3.8/3.9, </w:t>
+              <w:t>Python (3.9</w:t>
+            </w:r>
+            <w:r>
+              <w:rPr>
+                <w:rFonts w:ascii="Arial Nova Cond" w:hAnsi="Arial Nova Cond"/>
+                <w:color w:val="000000" w:themeColor="text1"/>
+                <w:sz w:val="20"/>
+              </w:rPr>
+              <w:t>/3.12</w:t>
+            </w:r>
+            <w:r>
+              <w:rPr>
+                <w:rFonts w:ascii="Arial Nova Cond" w:hAnsi="Arial Nova Cond"/>
+                <w:color w:val="000000" w:themeColor="text1"/>
+                <w:sz w:val="20"/>
+              </w:rPr>
+              <w:t xml:space="preserve">), </w:t>
             </w:r>
             <w:proofErr w:type="spellStart"/>
             <w:r>
@@ -1310,7 +1017,7 @@
                 <w:color w:val="000000" w:themeColor="text1"/>
                 <w:sz w:val="20"/>
               </w:rPr>
-              <w:t xml:space="preserve">, Anaconda, </w:t>
+              <w:t xml:space="preserve">, Flask, Pandas, NumPy, </w:t>
             </w:r>
             <w:proofErr w:type="spellStart"/>
             <w:r>
@@ -1319,131 +1026,7 @@
                 <w:color w:val="000000" w:themeColor="text1"/>
                 <w:sz w:val="20"/>
               </w:rPr>
-              <w:t>Jupyter</w:t>
-            </w:r>
-            <w:proofErr w:type="spellEnd"/>
-            <w:r>
-              <w:rPr>
-                <w:rFonts w:ascii="Arial Nova Cond" w:hAnsi="Arial Nova Cond"/>
-                <w:color w:val="000000" w:themeColor="text1"/>
-                <w:sz w:val="20"/>
-              </w:rPr>
-              <w:t xml:space="preserve"> Notebook, csv, pandas, scikit-learn, </w:t>
-            </w:r>
-            <w:proofErr w:type="spellStart"/>
-            <w:r>
-              <w:rPr>
-                <w:rFonts w:ascii="Arial Nova Cond" w:hAnsi="Arial Nova Cond"/>
-                <w:color w:val="000000" w:themeColor="text1"/>
-                <w:sz w:val="20"/>
-              </w:rPr>
-              <w:t>pyspark</w:t>
-            </w:r>
-            <w:proofErr w:type="spellEnd"/>
-            <w:r>
-              <w:rPr>
-                <w:rFonts w:ascii="Arial Nova Cond" w:hAnsi="Arial Nova Cond"/>
-                <w:color w:val="000000" w:themeColor="text1"/>
-                <w:sz w:val="20"/>
-              </w:rPr>
-              <w:t xml:space="preserve">, </w:t>
-            </w:r>
-            <w:r>
-              <w:rPr>
-                <w:rFonts w:ascii="Arial Nova Cond" w:hAnsi="Arial Nova Cond"/>
-                <w:color w:val="000000" w:themeColor="text1"/>
-                <w:sz w:val="20"/>
-              </w:rPr>
-              <w:t>NumPy</w:t>
-            </w:r>
-            <w:r>
-              <w:rPr>
-                <w:rFonts w:ascii="Arial Nova Cond" w:hAnsi="Arial Nova Cond"/>
-                <w:color w:val="000000" w:themeColor="text1"/>
-                <w:sz w:val="20"/>
-              </w:rPr>
-              <w:t xml:space="preserve">, </w:t>
-            </w:r>
-            <w:proofErr w:type="spellStart"/>
-            <w:r>
-              <w:rPr>
-                <w:rFonts w:ascii="Arial Nova Cond" w:hAnsi="Arial Nova Cond"/>
-                <w:color w:val="000000" w:themeColor="text1"/>
-                <w:sz w:val="20"/>
-              </w:rPr>
-              <w:t>pyarrow</w:t>
-            </w:r>
-            <w:proofErr w:type="spellEnd"/>
-            <w:r>
-              <w:rPr>
-                <w:rFonts w:ascii="Arial Nova Cond" w:hAnsi="Arial Nova Cond"/>
-                <w:color w:val="000000" w:themeColor="text1"/>
-                <w:sz w:val="20"/>
-              </w:rPr>
-              <w:t xml:space="preserve">, boto3, </w:t>
-            </w:r>
-            <w:proofErr w:type="spellStart"/>
-            <w:r>
-              <w:rPr>
-                <w:rFonts w:ascii="Arial Nova Cond" w:hAnsi="Arial Nova Cond"/>
-                <w:color w:val="000000" w:themeColor="text1"/>
-                <w:sz w:val="20"/>
-              </w:rPr>
-              <w:t>json</w:t>
-            </w:r>
-            <w:proofErr w:type="spellEnd"/>
-            <w:r>
-              <w:rPr>
-                <w:rFonts w:ascii="Arial Nova Cond" w:hAnsi="Arial Nova Cond"/>
-                <w:color w:val="000000" w:themeColor="text1"/>
-                <w:sz w:val="20"/>
-              </w:rPr>
-              <w:t xml:space="preserve">, urllib3, </w:t>
-            </w:r>
-            <w:proofErr w:type="spellStart"/>
-            <w:r>
-              <w:rPr>
-                <w:rFonts w:ascii="Arial Nova Cond" w:hAnsi="Arial Nova Cond"/>
-                <w:color w:val="000000" w:themeColor="text1"/>
-                <w:sz w:val="20"/>
-              </w:rPr>
-              <w:t>hashlib</w:t>
-            </w:r>
-            <w:proofErr w:type="spellEnd"/>
-            <w:r>
-              <w:rPr>
-                <w:rFonts w:ascii="Arial Nova Cond" w:hAnsi="Arial Nova Cond"/>
-                <w:color w:val="000000" w:themeColor="text1"/>
-                <w:sz w:val="20"/>
-              </w:rPr>
-              <w:t xml:space="preserve">, logging, </w:t>
-            </w:r>
-            <w:proofErr w:type="spellStart"/>
-            <w:r>
-              <w:rPr>
-                <w:rFonts w:ascii="Arial Nova Cond" w:hAnsi="Arial Nova Cond"/>
-                <w:color w:val="000000" w:themeColor="text1"/>
-                <w:sz w:val="20"/>
-              </w:rPr>
-              <w:t>os</w:t>
-            </w:r>
-            <w:proofErr w:type="spellEnd"/>
-            <w:r>
-              <w:rPr>
-                <w:rFonts w:ascii="Arial Nova Cond" w:hAnsi="Arial Nova Cond"/>
-                <w:color w:val="000000" w:themeColor="text1"/>
-                <w:sz w:val="20"/>
-              </w:rPr>
-              <w:t xml:space="preserve">, glob, io, sys, </w:t>
-            </w:r>
-            <w:proofErr w:type="spellStart"/>
-            <w:r>
-              <w:rPr>
-                <w:rFonts w:ascii="Arial Nova Cond" w:hAnsi="Arial Nova Cond"/>
-                <w:color w:val="000000" w:themeColor="text1"/>
-                <w:sz w:val="20"/>
-              </w:rPr>
-              <w:t>unittest</w:t>
+              <w:t>PySpark</w:t>
             </w:r>
             <w:proofErr w:type="spellEnd"/>
             <w:r>
@@ -1461,7 +1044,7 @@
                 <w:color w:val="000000" w:themeColor="text1"/>
                 <w:sz w:val="20"/>
               </w:rPr>
-              <w:t>pytest</w:t>
+              <w:t>SQLAlchemy</w:t>
             </w:r>
             <w:proofErr w:type="spellEnd"/>
             <w:r>
@@ -1470,15 +1053,18 @@
                 <w:color w:val="000000" w:themeColor="text1"/>
                 <w:sz w:val="20"/>
               </w:rPr>
-              <w:t xml:space="preserve"> etc.</w:t>
+              <w:t>, Boto3, REST APIs</w:t>
             </w:r>
           </w:p>
         </w:tc>
       </w:tr>
       <w:tr>
+        <w:trPr>
+          <w:trHeight w:val="378"/>
+        </w:trPr>
         <w:tc>
           <w:tcPr>
-            <w:tcW w:w="1212" w:type="pct"/>
+            <w:tcW w:w="1335" w:type="pct"/>
           </w:tcPr>
           <w:p>
             <w:pPr>
@@ -1497,13 +1083,13 @@
                 <w:color w:val="000000" w:themeColor="text1"/>
                 <w:sz w:val="20"/>
               </w:rPr>
-              <w:t>Database</w:t>
+              <w:t>Data &amp; Databases</w:t>
             </w:r>
           </w:p>
         </w:tc>
         <w:tc>
           <w:tcPr>
-            <w:tcW w:w="3788" w:type="pct"/>
+            <w:tcW w:w="3665" w:type="pct"/>
           </w:tcPr>
           <w:p>
             <w:pPr>
@@ -1522,18 +1108,18 @@
                 <w:color w:val="000000" w:themeColor="text1"/>
                 <w:sz w:val="20"/>
               </w:rPr>
-              <w:t>SQL, MySQL, AWS Athena, DynamoDB</w:t>
+              <w:t>MySQL, SQL, AWS Athena, DynamoDB, Redshift</w:t>
             </w:r>
           </w:p>
         </w:tc>
       </w:tr>
       <w:tr>
         <w:trPr>
-          <w:trHeight w:val="350"/>
+          <w:trHeight w:val="368"/>
         </w:trPr>
         <w:tc>
           <w:tcPr>
-            <w:tcW w:w="1212" w:type="pct"/>
+            <w:tcW w:w="1335" w:type="pct"/>
           </w:tcPr>
           <w:p>
             <w:pPr>
@@ -1552,13 +1138,13 @@
                 <w:color w:val="000000" w:themeColor="text1"/>
                 <w:sz w:val="20"/>
               </w:rPr>
-              <w:t>Python Testing Tools</w:t>
+              <w:t>Automation &amp; Tools</w:t>
             </w:r>
           </w:p>
         </w:tc>
         <w:tc>
           <w:tcPr>
-            <w:tcW w:w="3788" w:type="pct"/>
+            <w:tcW w:w="3665" w:type="pct"/>
           </w:tcPr>
           <w:p>
             <w:pPr>
@@ -1571,6 +1157,97 @@
                 <w:sz w:val="20"/>
               </w:rPr>
             </w:pPr>
+            <w:r>
+              <w:rPr>
+                <w:rFonts w:ascii="Arial Nova Cond" w:hAnsi="Arial Nova Cond"/>
+                <w:color w:val="000000" w:themeColor="text1"/>
+                <w:sz w:val="20"/>
+              </w:rPr>
+              <w:t xml:space="preserve">Selenium, Poetry, Anaconda, </w:t>
+            </w:r>
+            <w:proofErr w:type="spellStart"/>
+            <w:r>
+              <w:rPr>
+                <w:rFonts w:ascii="Arial Nova Cond" w:hAnsi="Arial Nova Cond"/>
+                <w:color w:val="000000" w:themeColor="text1"/>
+                <w:sz w:val="20"/>
+              </w:rPr>
+              <w:t>Jupyter</w:t>
+            </w:r>
+            <w:proofErr w:type="spellEnd"/>
+            <w:r>
+              <w:rPr>
+                <w:rFonts w:ascii="Arial Nova Cond" w:hAnsi="Arial Nova Cond"/>
+                <w:color w:val="000000" w:themeColor="text1"/>
+                <w:sz w:val="20"/>
+              </w:rPr>
+              <w:t xml:space="preserve"> Notebook, Docker, Git/GitHub, CI/CD</w:t>
+            </w:r>
+          </w:p>
+        </w:tc>
+      </w:tr>
+      <w:tr>
+        <w:trPr>
+          <w:trHeight w:val="463"/>
+        </w:trPr>
+        <w:tc>
+          <w:tcPr>
+            <w:tcW w:w="1335" w:type="pct"/>
+          </w:tcPr>
+          <w:p>
+            <w:pPr>
+              <w:pStyle w:val="BodyText2"/>
+              <w:spacing w:after="0"/>
+              <w:jc w:val="left"/>
+              <w:rPr>
+                <w:rFonts w:ascii="Arial Nova Cond" w:hAnsi="Arial Nova Cond"/>
+                <w:color w:val="000000" w:themeColor="text1"/>
+                <w:sz w:val="20"/>
+              </w:rPr>
+            </w:pPr>
+            <w:r>
+              <w:rPr>
+                <w:rFonts w:ascii="Arial Nova Cond" w:hAnsi="Arial Nova Cond"/>
+                <w:color w:val="000000" w:themeColor="text1"/>
+                <w:sz w:val="20"/>
+              </w:rPr>
+              <w:t>Testing &amp; Quality</w:t>
+            </w:r>
+          </w:p>
+        </w:tc>
+        <w:tc>
+          <w:tcPr>
+            <w:tcW w:w="3665" w:type="pct"/>
+          </w:tcPr>
+          <w:p>
+            <w:pPr>
+              <w:pStyle w:val="BodyText2"/>
+              <w:spacing w:after="0"/>
+              <w:jc w:val="left"/>
+              <w:rPr>
+                <w:rFonts w:ascii="Arial Nova Cond" w:hAnsi="Arial Nova Cond"/>
+                <w:color w:val="000000" w:themeColor="text1"/>
+                <w:sz w:val="20"/>
+              </w:rPr>
+            </w:pPr>
+            <w:proofErr w:type="spellStart"/>
+            <w:r>
+              <w:rPr>
+                <w:rFonts w:ascii="Arial Nova Cond" w:hAnsi="Arial Nova Cond"/>
+                <w:color w:val="000000" w:themeColor="text1"/>
+                <w:sz w:val="20"/>
+              </w:rPr>
+              <w:t>Pytest</w:t>
+            </w:r>
+            <w:proofErr w:type="spellEnd"/>
+            <w:r>
+              <w:rPr>
+                <w:rFonts w:ascii="Arial Nova Cond" w:hAnsi="Arial Nova Cond"/>
+                <w:color w:val="000000" w:themeColor="text1"/>
+                <w:sz w:val="20"/>
+              </w:rPr>
+              <w:t xml:space="preserve">, </w:t>
+            </w:r>
             <w:proofErr w:type="spellStart"/>
             <w:r>
               <w:rPr>
@@ -1596,7 +1273,7 @@
                 <w:color w:val="000000" w:themeColor="text1"/>
                 <w:sz w:val="20"/>
               </w:rPr>
-              <w:t>Pytest</w:t>
+              <w:t>Testcontainers</w:t>
             </w:r>
             <w:proofErr w:type="spellEnd"/>
             <w:r>
@@ -1605,28 +1282,18 @@
                 <w:color w:val="000000" w:themeColor="text1"/>
                 <w:sz w:val="20"/>
               </w:rPr>
-              <w:t xml:space="preserve">, Docker </w:t>
+              <w:t>, SonarQube, Logging/Monitoring</w:t>
             </w:r>
-            <w:proofErr w:type="spellStart"/>
-            <w:r>
-              <w:rPr>
-                <w:rFonts w:ascii="Arial Nova Cond" w:hAnsi="Arial Nova Cond"/>
-                <w:color w:val="000000" w:themeColor="text1"/>
-                <w:sz w:val="20"/>
-              </w:rPr>
-              <w:t>Testcontainer</w:t>
-            </w:r>
-            <w:proofErr w:type="spellEnd"/>
           </w:p>
         </w:tc>
       </w:tr>
       <w:tr>
         <w:trPr>
-          <w:trHeight w:val="440"/>
+          <w:trHeight w:val="378"/>
         </w:trPr>
         <w:tc>
           <w:tcPr>
-            <w:tcW w:w="1212" w:type="pct"/>
+            <w:tcW w:w="1335" w:type="pct"/>
           </w:tcPr>
           <w:p>
             <w:pPr>
@@ -1645,13 +1312,13 @@
                 <w:color w:val="000000" w:themeColor="text1"/>
                 <w:sz w:val="20"/>
               </w:rPr>
-              <w:t>React</w:t>
+              <w:t>Frontend (Secondary skills)</w:t>
             </w:r>
           </w:p>
         </w:tc>
         <w:tc>
           <w:tcPr>
-            <w:tcW w:w="3788" w:type="pct"/>
+            <w:tcW w:w="3665" w:type="pct"/>
           </w:tcPr>
           <w:p>
             <w:pPr>
@@ -1670,51 +1337,18 @@
                 <w:color w:val="000000" w:themeColor="text1"/>
                 <w:sz w:val="20"/>
               </w:rPr>
-              <w:t xml:space="preserve">Next.js, Nest.js, Node.js, Express.js, Tailwind CSS, React.js, React components, Context API, hooks, </w:t>
-            </w:r>
-            <w:proofErr w:type="spellStart"/>
-            <w:r>
-              <w:rPr>
-                <w:rFonts w:ascii="Arial Nova Cond" w:hAnsi="Arial Nova Cond"/>
-                <w:color w:val="000000" w:themeColor="text1"/>
-                <w:sz w:val="20"/>
-              </w:rPr>
-              <w:t>useState</w:t>
-            </w:r>
-            <w:proofErr w:type="spellEnd"/>
-            <w:r>
-              <w:rPr>
-                <w:rFonts w:ascii="Arial Nova Cond" w:hAnsi="Arial Nova Cond"/>
-                <w:color w:val="000000" w:themeColor="text1"/>
-                <w:sz w:val="20"/>
-              </w:rPr>
-              <w:t xml:space="preserve">, </w:t>
-            </w:r>
-            <w:proofErr w:type="spellStart"/>
-            <w:r>
-              <w:rPr>
-                <w:rFonts w:ascii="Arial Nova Cond" w:hAnsi="Arial Nova Cond"/>
-                <w:color w:val="000000" w:themeColor="text1"/>
-                <w:sz w:val="20"/>
-              </w:rPr>
-              <w:t>useEffect</w:t>
-            </w:r>
-            <w:proofErr w:type="spellEnd"/>
-            <w:r>
-              <w:rPr>
-                <w:rFonts w:ascii="Arial Nova Cond" w:hAnsi="Arial Nova Cond"/>
-                <w:color w:val="000000" w:themeColor="text1"/>
-                <w:sz w:val="20"/>
-              </w:rPr>
-              <w:t>, Axios API, JavaScript ES6+ etc.</w:t>
+              <w:t>React.js, Next.js, Node.js, Express.js, Tailwind CSS, JavaScript (ES6+), Axios</w:t>
             </w:r>
           </w:p>
         </w:tc>
       </w:tr>
       <w:tr>
+        <w:trPr>
+          <w:trHeight w:val="378"/>
+        </w:trPr>
         <w:tc>
           <w:tcPr>
-            <w:tcW w:w="1212" w:type="pct"/>
+            <w:tcW w:w="1335" w:type="pct"/>
           </w:tcPr>
           <w:p>
             <w:pPr>
@@ -1733,13 +1367,13 @@
                 <w:color w:val="000000" w:themeColor="text1"/>
                 <w:sz w:val="20"/>
               </w:rPr>
-              <w:t>IDE</w:t>
+              <w:t>IDE &amp; OS</w:t>
             </w:r>
           </w:p>
         </w:tc>
         <w:tc>
           <w:tcPr>
-            <w:tcW w:w="3788" w:type="pct"/>
+            <w:tcW w:w="3665" w:type="pct"/>
           </w:tcPr>
           <w:p>
             <w:pPr>
@@ -1758,67 +1392,7 @@
                 <w:color w:val="000000" w:themeColor="text1"/>
                 <w:sz w:val="20"/>
               </w:rPr>
-              <w:t xml:space="preserve">PyCharm, VS Code, </w:t>
-            </w:r>
-            <w:r>
-              <w:rPr>
-                <w:rFonts w:ascii="Arial Nova Cond" w:hAnsi="Arial Nova Cond"/>
-                <w:color w:val="000000" w:themeColor="text1"/>
-                <w:sz w:val="20"/>
-              </w:rPr>
-              <w:t>IntelliJ IDEA</w:t>
-            </w:r>
-          </w:p>
-        </w:tc>
-      </w:tr>
-      <w:tr>
-        <w:tc>
-          <w:tcPr>
-            <w:tcW w:w="1212" w:type="pct"/>
-          </w:tcPr>
-          <w:p>
-            <w:pPr>
-              <w:pStyle w:val="BodyText2"/>
-              <w:spacing w:after="0"/>
-              <w:jc w:val="left"/>
-              <w:rPr>
-                <w:rFonts w:ascii="Arial Nova Cond" w:hAnsi="Arial Nova Cond"/>
-                <w:color w:val="000000" w:themeColor="text1"/>
-                <w:sz w:val="20"/>
-              </w:rPr>
-            </w:pPr>
-            <w:r>
-              <w:rPr>
-                <w:rFonts w:ascii="Arial Nova Cond" w:hAnsi="Arial Nova Cond"/>
-                <w:color w:val="000000" w:themeColor="text1"/>
-                <w:sz w:val="20"/>
-              </w:rPr>
-              <w:t>Operating System</w:t>
-            </w:r>
-          </w:p>
-        </w:tc>
-        <w:tc>
-          <w:tcPr>
-            <w:tcW w:w="3788" w:type="pct"/>
-          </w:tcPr>
-          <w:p>
-            <w:pPr>
-              <w:pStyle w:val="BodyText2"/>
-              <w:spacing w:after="0"/>
-              <w:jc w:val="left"/>
-              <w:rPr>
-                <w:rFonts w:ascii="Arial Nova Cond" w:hAnsi="Arial Nova Cond"/>
-                <w:color w:val="000000" w:themeColor="text1"/>
-                <w:sz w:val="20"/>
-              </w:rPr>
-            </w:pPr>
-            <w:r>
-              <w:rPr>
-                <w:rFonts w:ascii="Arial Nova Cond" w:hAnsi="Arial Nova Cond"/>
-                <w:color w:val="000000" w:themeColor="text1"/>
-                <w:sz w:val="20"/>
-              </w:rPr>
-              <w:t>Window 11, Linux</w:t>
+              <w:t>PyCharm, VS Code, IntelliJ IDEA | Windows, Linux</w:t>
             </w:r>
           </w:p>
         </w:tc>
@@ -2001,7 +1575,17 @@
           <w:sz w:val="20"/>
           <w:szCs w:val="20"/>
         </w:rPr>
-        <w:t xml:space="preserve"> Mumbai</w:t>
+        <w:t xml:space="preserve"> </w:t>
+      </w:r>
+      <w:proofErr w:type="gramStart"/>
+      <w:r>
+        <w:rPr>
+          <w:rFonts w:ascii="Arial Nova Cond" w:hAnsi="Arial Nova Cond" w:cs="Calibri"/>
+          <w:color w:val="000000" w:themeColor="text1"/>
+          <w:sz w:val="20"/>
+          <w:szCs w:val="20"/>
+        </w:rPr>
+        <w:t>Mumbai</w:t>
       </w:r>
       <w:r>
         <w:rPr>
@@ -2021,6 +1605,7 @@
         </w:rPr>
         <w:t>(</w:t>
       </w:r>
+      <w:proofErr w:type="gramEnd"/>
       <w:r>
         <w:t xml:space="preserve"> </w:t>
       </w:r>
@@ -2264,6 +1849,7 @@
         </w:rPr>
         <w:t xml:space="preserve">Project #1 – </w:t>
       </w:r>
+      <w:proofErr w:type="spellStart"/>
       <w:r>
         <w:rPr>
           <w:rFonts w:ascii="Arial Nova Cond" w:hAnsi="Arial Nova Cond"/>
@@ -2273,8 +1859,9 @@
           <w:sz w:val="20"/>
           <w:szCs w:val="20"/>
         </w:rPr>
-        <w:t>Subscription Milestone</w:t>
-      </w:r>
+        <w:t>PrintSoft</w:t>
+      </w:r>
+      <w:proofErr w:type="spellEnd"/>
       <w:r>
         <w:rPr>
           <w:rFonts w:ascii="Arial Nova Cond" w:hAnsi="Arial Nova Cond"/>
@@ -2284,6 +1871,17 @@
           <w:sz w:val="20"/>
           <w:szCs w:val="20"/>
         </w:rPr>
+        <w:t xml:space="preserve"> Replacement</w:t>
+      </w:r>
+      <w:r>
+        <w:rPr>
+          <w:rFonts w:ascii="Arial Nova Cond" w:hAnsi="Arial Nova Cond"/>
+          <w:b/>
+          <w:smallCaps/>
+          <w:color w:val="000000" w:themeColor="text1"/>
+          <w:sz w:val="20"/>
+          <w:szCs w:val="20"/>
+        </w:rPr>
         <w:t xml:space="preserve"> </w:t>
       </w:r>
     </w:p>
@@ -2306,9 +1904,9 @@
           <w:sz w:val="20"/>
           <w:szCs w:val="20"/>
         </w:rPr>
-        <w:t xml:space="preserve">Client Name- </w:t>
-      </w:r>
-      <w:proofErr w:type="spellStart"/>
+        <w:t>Client Name</w:t>
+      </w:r>
+      <w:proofErr w:type="gramStart"/>
       <w:r>
         <w:rPr>
           <w:rFonts w:ascii="Arial Nova Cond" w:hAnsi="Arial Nova Cond"/>
@@ -2318,9 +1916,8 @@
           <w:sz w:val="20"/>
           <w:szCs w:val="20"/>
         </w:rPr>
-        <w:t>Hcltech</w:t>
-      </w:r>
-      <w:proofErr w:type="spellEnd"/>
+        <w:t xml:space="preserve">- </w:t>
+      </w:r>
       <w:r>
         <w:rPr>
           <w:rFonts w:ascii="Arial Nova Cond" w:hAnsi="Arial Nova Cond"/>
@@ -2330,7 +1927,7 @@
           <w:sz w:val="20"/>
           <w:szCs w:val="20"/>
         </w:rPr>
-        <w:t xml:space="preserve"> (</w:t>
+        <w:t xml:space="preserve"> </w:t>
       </w:r>
       <w:r>
         <w:rPr>
@@ -2341,8 +1938,9 @@
           <w:sz w:val="20"/>
           <w:szCs w:val="20"/>
         </w:rPr>
-        <w:t>Freelance</w:t>
-      </w:r>
+        <w:t>AUS</w:t>
+      </w:r>
+      <w:proofErr w:type="gramEnd"/>
       <w:r>
         <w:rPr>
           <w:rFonts w:ascii="Arial Nova Cond" w:hAnsi="Arial Nova Cond"/>
@@ -2352,7 +1950,7 @@
           <w:sz w:val="20"/>
           <w:szCs w:val="20"/>
         </w:rPr>
-        <w:t>)</w:t>
+        <w:t xml:space="preserve"> Logistics (Freelance)</w:t>
       </w:r>
     </w:p>
     <w:p>
@@ -2440,7 +2038,18 @@
           <w:sz w:val="20"/>
           <w:szCs w:val="20"/>
         </w:rPr>
-        <w:t>Designation –Software Engineer</w:t>
+        <w:t>Designation –</w:t>
+      </w:r>
+      <w:r>
+        <w:rPr>
+          <w:rFonts w:ascii="Arial Nova Cond" w:hAnsi="Arial Nova Cond"/>
+          <w:b/>
+          <w:smallCaps/>
+          <w:color w:val="000000" w:themeColor="text1"/>
+          <w:sz w:val="20"/>
+          <w:szCs w:val="20"/>
+        </w:rPr>
+        <w:t>Data engineer</w:t>
       </w:r>
     </w:p>
     <w:p>
@@ -2458,7 +2067,7 @@
           <w:sz w:val="20"/>
           <w:szCs w:val="20"/>
         </w:rPr>
-        <w:t xml:space="preserve">Developed and maintained an AWS Glue streaming data pipeline using </w:t>
+        <w:t xml:space="preserve">Migrated a legacy </w:t>
       </w:r>
       <w:proofErr w:type="spellStart"/>
       <w:r>
@@ -2467,7 +2076,7 @@
           <w:sz w:val="20"/>
           <w:szCs w:val="20"/>
         </w:rPr>
-        <w:t>PySpark</w:t>
+        <w:t>Printsoft</w:t>
       </w:r>
       <w:proofErr w:type="spellEnd"/>
       <w:r>
@@ -2476,27 +2085,7 @@
           <w:sz w:val="20"/>
           <w:szCs w:val="20"/>
         </w:rPr>
-        <w:t xml:space="preserve"> and Python to process, validate, and enrich consignment milestone events from Kinesis streams.</w:t>
-      </w:r>
-      <w:r>
-        <w:t xml:space="preserve"> </w:t>
-      </w:r>
-      <w:r>
-        <w:rPr>
-          <w:rFonts w:ascii="Arial Nova Cond" w:hAnsi="Arial Nova Cond"/>
-          <w:sz w:val="20"/>
-          <w:szCs w:val="20"/>
-        </w:rPr>
-        <w:t xml:space="preserve">Designed and deployed a real-time AWS Glue </w:t>
-      </w:r>
-      <w:r>
-        <w:rPr>
-          <w:rFonts w:ascii="Arial Nova Cond" w:hAnsi="Arial Nova Cond"/>
-          <w:sz w:val="20"/>
-          <w:szCs w:val="20"/>
-        </w:rPr>
-        <w:lastRenderedPageBreak/>
-        <w:t>streaming pipeline handling 1M+ milestone events per day, enriching Kinesis data with DynamoDB and RDS lookups, and automating 100% of operational metrics reporting to AWS CloudWatch</w:t>
+        <w:t xml:space="preserve"> document system to a serverless AWS architecture (Lambda, SQS, S3) integrated with Oracle ORDS APIs. Automated generation of invoices, bills, statements, and credit memos in PDF/CSV formats with conditional templates, reducing manual workload by 80% and ensuring audit-ready outputs</w:t>
       </w:r>
       <w:r>
         <w:rPr>
@@ -2528,7 +2117,40 @@
           <w:sz w:val="20"/>
           <w:szCs w:val="20"/>
         </w:rPr>
+        <w:lastRenderedPageBreak/>
         <w:t>Roles and responsibilities</w:t>
+      </w:r>
+    </w:p>
+    <w:p>
+      <w:pPr>
+        <w:pStyle w:val="ListParagraph"/>
+        <w:numPr>
+          <w:ilvl w:val="0"/>
+          <w:numId w:val="35"/>
+        </w:numPr>
+        <w:spacing w:after="160" w:line="259" w:lineRule="auto"/>
+        <w:rPr>
+          <w:rFonts w:ascii="Arial Nova Cond" w:hAnsi="Arial Nova Cond"/>
+          <w:sz w:val="20"/>
+          <w:szCs w:val="20"/>
+        </w:rPr>
+      </w:pPr>
+      <w:r>
+        <w:rPr>
+          <w:rFonts w:ascii="Arial Nova Cond" w:hAnsi="Arial Nova Cond"/>
+          <w:sz w:val="20"/>
+          <w:szCs w:val="20"/>
+        </w:rPr>
+        <w:t>Automated enrichment of event data by querying DynamoDB and other AWS services</w:t>
+      </w:r>
+      <w:r>
+        <w:rPr>
+          <w:rFonts w:ascii="Arial Nova Cond" w:hAnsi="Arial Nova Cond" w:cs="Calibri"/>
+          <w:color w:val="000000" w:themeColor="text1"/>
+          <w:sz w:val="20"/>
+          <w:szCs w:val="20"/>
+        </w:rPr>
+        <w:t xml:space="preserve">. </w:t>
       </w:r>
     </w:p>
     <w:p>
@@ -2540,45 +2162,21 @@
         </w:numPr>
         <w:spacing w:after="0"/>
         <w:rPr>
-          <w:rFonts w:ascii="Arial Nova Cond" w:hAnsi="Arial Nova Cond" w:cs="Calibri"/>
-          <w:color w:val="000000" w:themeColor="text1"/>
-          <w:sz w:val="20"/>
-          <w:szCs w:val="20"/>
-        </w:rPr>
-      </w:pPr>
-      <w:r>
-        <w:rPr>
-          <w:rFonts w:ascii="Arial Nova Cond" w:hAnsi="Arial Nova Cond"/>
-          <w:sz w:val="20"/>
-          <w:szCs w:val="20"/>
-        </w:rPr>
-        <w:t xml:space="preserve">Built and optimized AWS Glue streaming jobs using </w:t>
-      </w:r>
-      <w:proofErr w:type="spellStart"/>
-      <w:r>
-        <w:rPr>
-          <w:rFonts w:ascii="Arial Nova Cond" w:hAnsi="Arial Nova Cond"/>
-          <w:sz w:val="20"/>
-          <w:szCs w:val="20"/>
-        </w:rPr>
-        <w:t>PySpark</w:t>
-      </w:r>
-      <w:proofErr w:type="spellEnd"/>
-      <w:r>
-        <w:rPr>
-          <w:rFonts w:ascii="Arial Nova Cond" w:hAnsi="Arial Nova Cond"/>
-          <w:sz w:val="20"/>
-          <w:szCs w:val="20"/>
-        </w:rPr>
-        <w:t>, reducing event processing time by 35% and improving data enrichment accuracy across 100K+ daily records</w:t>
-      </w:r>
-      <w:r>
-        <w:rPr>
-          <w:rFonts w:ascii="Arial Nova Cond" w:hAnsi="Arial Nova Cond"/>
-          <w:sz w:val="20"/>
-          <w:szCs w:val="20"/>
-        </w:rPr>
-        <w:t>.</w:t>
+          <w:rFonts w:ascii="Arial Nova Cond" w:hAnsi="Arial Nova Cond"/>
+          <w:b/>
+          <w:smallCaps/>
+          <w:color w:val="000000" w:themeColor="text1"/>
+          <w:sz w:val="20"/>
+          <w:szCs w:val="20"/>
+        </w:rPr>
+      </w:pPr>
+      <w:r>
+        <w:rPr>
+          <w:rFonts w:ascii="Arial Nova Cond" w:hAnsi="Arial Nova Cond"/>
+          <w:sz w:val="20"/>
+          <w:szCs w:val="20"/>
+        </w:rPr>
+        <w:t>Streamlined python project setup using Conda and Poetry.</w:t>
       </w:r>
     </w:p>
     <w:p>
@@ -2602,7 +2200,57 @@
           <w:sz w:val="20"/>
           <w:szCs w:val="20"/>
         </w:rPr>
-        <w:t>Integrated data ingestion from Kinesis streams and RDS using Spark JDBC connectors.</w:t>
+        <w:t xml:space="preserve">Migrated legacy </w:t>
+      </w:r>
+      <w:proofErr w:type="spellStart"/>
+      <w:r>
+        <w:rPr>
+          <w:rFonts w:ascii="Arial Nova Cond" w:hAnsi="Arial Nova Cond"/>
+          <w:sz w:val="20"/>
+          <w:szCs w:val="20"/>
+        </w:rPr>
+        <w:t>Printsoft</w:t>
+      </w:r>
+      <w:proofErr w:type="spellEnd"/>
+      <w:r>
+        <w:rPr>
+          <w:rFonts w:ascii="Arial Nova Cond" w:hAnsi="Arial Nova Cond"/>
+          <w:sz w:val="20"/>
+          <w:szCs w:val="20"/>
+        </w:rPr>
+        <w:t xml:space="preserve"> document system to a serverless AWS architecture</w:t>
+      </w:r>
+      <w:r>
+        <w:rPr>
+          <w:rFonts w:ascii="Arial Nova Cond" w:hAnsi="Arial Nova Cond"/>
+          <w:sz w:val="20"/>
+          <w:szCs w:val="20"/>
+        </w:rPr>
+        <w:t>.</w:t>
+      </w:r>
+    </w:p>
+    <w:p>
+      <w:pPr>
+        <w:pStyle w:val="ListParagraph"/>
+        <w:numPr>
+          <w:ilvl w:val="0"/>
+          <w:numId w:val="35"/>
+        </w:numPr>
+        <w:spacing w:after="0"/>
+        <w:rPr>
+          <w:rFonts w:ascii="Arial Nova Cond" w:hAnsi="Arial Nova Cond" w:cs="Calibri"/>
+          <w:color w:val="000000" w:themeColor="text1"/>
+          <w:sz w:val="20"/>
+          <w:szCs w:val="20"/>
+        </w:rPr>
+      </w:pPr>
+      <w:r>
+        <w:rPr>
+          <w:rFonts w:ascii="Arial Nova Cond" w:hAnsi="Arial Nova Cond"/>
+          <w:sz w:val="20"/>
+          <w:szCs w:val="20"/>
+        </w:rPr>
+        <w:t>Automated generation of invoices, bills, statements &amp; credit memos via Oracle ORDS APIs, Lambda, SQS, and stored outputs in S3.</w:t>
       </w:r>
     </w:p>
     <w:p>
@@ -2625,25 +2273,15 @@
           <w:sz w:val="20"/>
           <w:szCs w:val="20"/>
         </w:rPr>
-        <w:t xml:space="preserve">Implemented business logic for event validation, </w:t>
-      </w:r>
-      <w:proofErr w:type="gramStart"/>
-      <w:r>
-        <w:rPr>
-          <w:rFonts w:ascii="Arial Nova Cond" w:hAnsi="Arial Nova Cond"/>
-          <w:sz w:val="20"/>
-          <w:szCs w:val="20"/>
-        </w:rPr>
-        <w:t>enrichment</w:t>
-      </w:r>
-      <w:proofErr w:type="gramEnd"/>
-      <w:r>
-        <w:rPr>
-          <w:rFonts w:ascii="Arial Nova Cond" w:hAnsi="Arial Nova Cond"/>
-          <w:sz w:val="20"/>
-          <w:szCs w:val="20"/>
-        </w:rPr>
-        <w:t xml:space="preserve"> and transformation.</w:t>
+        <w:t>Designed naming conventions &amp; CSV/PDF templates (Direct Debit IF-ELSE, Reprint logic)</w:t>
+      </w:r>
+      <w:r>
+        <w:rPr>
+          <w:rFonts w:ascii="Arial Nova Cond" w:hAnsi="Arial Nova Cond"/>
+          <w:sz w:val="20"/>
+          <w:szCs w:val="20"/>
+        </w:rPr>
+        <w:t>.</w:t>
       </w:r>
     </w:p>
     <w:p>
@@ -2661,21 +2299,335 @@
         </w:rPr>
       </w:pPr>
       <w:r>
-        <w:rPr>
-          <w:rFonts w:ascii="Arial Nova Cond" w:hAnsi="Arial Nova Cond"/>
-          <w:sz w:val="20"/>
-          <w:szCs w:val="20"/>
-        </w:rPr>
-        <w:t>Automated enrichment of event data by querying DynamoDB and other AWS services</w:t>
-      </w:r>
-      <w:r>
-        <w:rPr>
-          <w:rFonts w:ascii="Arial Nova Cond" w:hAnsi="Arial Nova Cond" w:cs="Calibri"/>
-          <w:color w:val="000000" w:themeColor="text1"/>
-          <w:sz w:val="20"/>
-          <w:szCs w:val="20"/>
-        </w:rPr>
-        <w:t xml:space="preserve">. </w:t>
+        <w:t xml:space="preserve">Reduced manual effort by </w:t>
+      </w:r>
+      <w:r>
+        <w:rPr>
+          <w:rStyle w:val="Strong"/>
+        </w:rPr>
+        <w:t>80%</w:t>
+      </w:r>
+      <w:r>
+        <w:t xml:space="preserve"> and improved compliance with audit-friendly </w:t>
+      </w:r>
+      <w:r>
+        <w:rPr>
+          <w:rFonts w:ascii="Arial Nova Cond" w:hAnsi="Arial Nova Cond"/>
+          <w:sz w:val="20"/>
+          <w:szCs w:val="20"/>
+        </w:rPr>
+        <w:t>document</w:t>
+      </w:r>
+      <w:r>
+        <w:t xml:space="preserve"> storage.</w:t>
+      </w:r>
+    </w:p>
+    <w:p>
+      <w:pPr>
+        <w:spacing w:before="30" w:after="0"/>
+        <w:rPr>
+          <w:rFonts w:ascii="Arial Nova Cond" w:hAnsi="Arial Nova Cond"/>
+          <w:b/>
+          <w:smallCaps/>
+          <w:color w:val="000000" w:themeColor="text1"/>
+          <w:sz w:val="20"/>
+          <w:szCs w:val="20"/>
+        </w:rPr>
+      </w:pPr>
+      <w:r>
+        <w:rPr>
+          <w:rFonts w:ascii="Arial Nova Cond" w:hAnsi="Arial Nova Cond"/>
+          <w:b/>
+          <w:smallCaps/>
+          <w:color w:val="000000" w:themeColor="text1"/>
+          <w:sz w:val="20"/>
+          <w:szCs w:val="20"/>
+        </w:rPr>
+        <w:t>Project #</w:t>
+      </w:r>
+      <w:r>
+        <w:rPr>
+          <w:rFonts w:ascii="Arial Nova Cond" w:hAnsi="Arial Nova Cond"/>
+          <w:b/>
+          <w:smallCaps/>
+          <w:color w:val="000000" w:themeColor="text1"/>
+          <w:sz w:val="20"/>
+          <w:szCs w:val="20"/>
+        </w:rPr>
+        <w:t>2</w:t>
+      </w:r>
+      <w:r>
+        <w:rPr>
+          <w:rFonts w:ascii="Arial Nova Cond" w:hAnsi="Arial Nova Cond"/>
+          <w:b/>
+          <w:smallCaps/>
+          <w:color w:val="000000" w:themeColor="text1"/>
+          <w:sz w:val="20"/>
+          <w:szCs w:val="20"/>
+        </w:rPr>
+        <w:t xml:space="preserve"> – </w:t>
+      </w:r>
+      <w:r>
+        <w:rPr>
+          <w:rFonts w:ascii="Arial Nova Cond" w:hAnsi="Arial Nova Cond"/>
+          <w:b/>
+          <w:smallCaps/>
+          <w:color w:val="000000" w:themeColor="text1"/>
+          <w:sz w:val="20"/>
+          <w:szCs w:val="20"/>
+        </w:rPr>
+        <w:t>Prod Finance Data Pipeline</w:t>
+      </w:r>
+    </w:p>
+    <w:p>
+      <w:pPr>
+        <w:spacing w:before="30" w:after="0"/>
+        <w:rPr>
+          <w:rFonts w:ascii="Arial Nova Cond" w:hAnsi="Arial Nova Cond"/>
+          <w:color w:val="000000" w:themeColor="text1"/>
+          <w:sz w:val="20"/>
+          <w:szCs w:val="20"/>
+        </w:rPr>
+      </w:pPr>
+      <w:r>
+        <w:rPr>
+          <w:rFonts w:ascii="Arial Nova Cond" w:hAnsi="Arial Nova Cond"/>
+          <w:b/>
+          <w:smallCaps/>
+          <w:color w:val="000000" w:themeColor="text1"/>
+          <w:sz w:val="20"/>
+          <w:szCs w:val="20"/>
+        </w:rPr>
+        <w:t>Client Name- MOTOR</w:t>
+      </w:r>
+      <w:r>
+        <w:rPr>
+          <w:rFonts w:ascii="Arial Nova Cond" w:hAnsi="Arial Nova Cond"/>
+          <w:b/>
+          <w:smallCaps/>
+          <w:color w:val="000000" w:themeColor="text1"/>
+          <w:sz w:val="20"/>
+          <w:szCs w:val="20"/>
+        </w:rPr>
+        <w:t xml:space="preserve"> (</w:t>
+      </w:r>
+      <w:r>
+        <w:rPr>
+          <w:rFonts w:ascii="Arial Nova Cond" w:hAnsi="Arial Nova Cond"/>
+          <w:b/>
+          <w:smallCaps/>
+          <w:color w:val="000000" w:themeColor="text1"/>
+          <w:sz w:val="20"/>
+          <w:szCs w:val="20"/>
+        </w:rPr>
+        <w:t>Freelance</w:t>
+      </w:r>
+      <w:r>
+        <w:rPr>
+          <w:rFonts w:ascii="Arial Nova Cond" w:hAnsi="Arial Nova Cond"/>
+          <w:b/>
+          <w:smallCaps/>
+          <w:color w:val="000000" w:themeColor="text1"/>
+          <w:sz w:val="20"/>
+          <w:szCs w:val="20"/>
+        </w:rPr>
+        <w:t>)</w:t>
+      </w:r>
+    </w:p>
+    <w:p>
+      <w:pPr>
+        <w:spacing w:before="30" w:after="0"/>
+        <w:rPr>
+          <w:rFonts w:ascii="Arial Nova Cond" w:hAnsi="Arial Nova Cond"/>
+          <w:color w:val="000000" w:themeColor="text1"/>
+          <w:sz w:val="20"/>
+          <w:szCs w:val="20"/>
+        </w:rPr>
+      </w:pPr>
+      <w:r>
+        <w:rPr>
+          <w:rFonts w:ascii="Arial Nova Cond" w:hAnsi="Arial Nova Cond"/>
+          <w:b/>
+          <w:smallCaps/>
+          <w:color w:val="000000" w:themeColor="text1"/>
+          <w:sz w:val="20"/>
+          <w:szCs w:val="20"/>
+        </w:rPr>
+        <w:t xml:space="preserve">Project Period - </w:t>
+      </w:r>
+      <w:r>
+        <w:rPr>
+          <w:rFonts w:ascii="Arial Nova Cond" w:hAnsi="Arial Nova Cond"/>
+          <w:b/>
+          <w:smallCaps/>
+          <w:color w:val="000000" w:themeColor="text1"/>
+          <w:sz w:val="20"/>
+          <w:szCs w:val="20"/>
+        </w:rPr>
+        <w:t>Feb</w:t>
+      </w:r>
+      <w:r>
+        <w:rPr>
+          <w:rFonts w:ascii="Arial Nova Cond" w:hAnsi="Arial Nova Cond"/>
+          <w:b/>
+          <w:smallCaps/>
+          <w:color w:val="000000" w:themeColor="text1"/>
+          <w:sz w:val="20"/>
+          <w:szCs w:val="20"/>
+        </w:rPr>
+        <w:t xml:space="preserve"> 202</w:t>
+      </w:r>
+      <w:r>
+        <w:rPr>
+          <w:rFonts w:ascii="Arial Nova Cond" w:hAnsi="Arial Nova Cond"/>
+          <w:b/>
+          <w:smallCaps/>
+          <w:color w:val="000000" w:themeColor="text1"/>
+          <w:sz w:val="20"/>
+          <w:szCs w:val="20"/>
+        </w:rPr>
+        <w:t>5</w:t>
+      </w:r>
+      <w:r>
+        <w:rPr>
+          <w:rFonts w:ascii="Arial Nova Cond" w:hAnsi="Arial Nova Cond"/>
+          <w:b/>
+          <w:smallCaps/>
+          <w:color w:val="000000" w:themeColor="text1"/>
+          <w:sz w:val="20"/>
+          <w:szCs w:val="20"/>
+        </w:rPr>
+        <w:t xml:space="preserve">- </w:t>
+      </w:r>
+      <w:r>
+        <w:rPr>
+          <w:rFonts w:ascii="Arial Nova Cond" w:hAnsi="Arial Nova Cond"/>
+          <w:b/>
+          <w:smallCaps/>
+          <w:color w:val="000000" w:themeColor="text1"/>
+          <w:sz w:val="20"/>
+          <w:szCs w:val="20"/>
+        </w:rPr>
+        <w:t>May</w:t>
+      </w:r>
+      <w:r>
+        <w:rPr>
+          <w:rFonts w:ascii="Arial Nova Cond" w:hAnsi="Arial Nova Cond"/>
+          <w:b/>
+          <w:smallCaps/>
+          <w:color w:val="000000" w:themeColor="text1"/>
+          <w:sz w:val="20"/>
+          <w:szCs w:val="20"/>
+        </w:rPr>
+        <w:t xml:space="preserve"> </w:t>
+      </w:r>
+      <w:r>
+        <w:rPr>
+          <w:rFonts w:ascii="Arial Nova Cond" w:hAnsi="Arial Nova Cond"/>
+          <w:b/>
+          <w:smallCaps/>
+          <w:color w:val="000000" w:themeColor="text1"/>
+          <w:sz w:val="20"/>
+          <w:szCs w:val="20"/>
+        </w:rPr>
+        <w:t>2025</w:t>
+      </w:r>
+    </w:p>
+    <w:p>
+      <w:pPr>
+        <w:spacing w:before="30" w:after="0"/>
+        <w:rPr>
+          <w:rFonts w:ascii="Arial Nova Cond" w:hAnsi="Arial Nova Cond"/>
+          <w:color w:val="000000" w:themeColor="text1"/>
+          <w:sz w:val="20"/>
+          <w:szCs w:val="20"/>
+        </w:rPr>
+      </w:pPr>
+      <w:r>
+        <w:rPr>
+          <w:rFonts w:ascii="Arial Nova Cond" w:hAnsi="Arial Nova Cond"/>
+          <w:b/>
+          <w:smallCaps/>
+          <w:color w:val="000000" w:themeColor="text1"/>
+          <w:sz w:val="20"/>
+          <w:szCs w:val="20"/>
+        </w:rPr>
+        <w:t>Designation –</w:t>
+      </w:r>
+      <w:r>
+        <w:rPr>
+          <w:rFonts w:ascii="Arial Nova Cond" w:hAnsi="Arial Nova Cond"/>
+          <w:b/>
+          <w:smallCaps/>
+          <w:color w:val="000000" w:themeColor="text1"/>
+          <w:sz w:val="20"/>
+          <w:szCs w:val="20"/>
+        </w:rPr>
+        <w:t>Data Engineer</w:t>
+      </w:r>
+    </w:p>
+    <w:p>
+      <w:pPr>
+        <w:spacing w:before="30" w:after="0"/>
+        <w:rPr>
+          <w:rFonts w:ascii="Arial Nova Cond" w:hAnsi="Arial Nova Cond" w:cs="Calibri"/>
+          <w:color w:val="000000" w:themeColor="text1"/>
+          <w:sz w:val="20"/>
+          <w:szCs w:val="20"/>
+        </w:rPr>
+      </w:pPr>
+      <w:r>
+        <w:rPr>
+          <w:rFonts w:ascii="Arial Nova Cond" w:hAnsi="Arial Nova Cond" w:cs="Calibri"/>
+          <w:color w:val="000000" w:themeColor="text1"/>
+          <w:sz w:val="20"/>
+          <w:szCs w:val="20"/>
+        </w:rPr>
+        <w:t>Designed and deployed a finance data pipeline on AWS using Glue (</w:t>
+      </w:r>
+      <w:proofErr w:type="spellStart"/>
+      <w:r>
+        <w:rPr>
+          <w:rFonts w:ascii="Arial Nova Cond" w:hAnsi="Arial Nova Cond" w:cs="Calibri"/>
+          <w:color w:val="000000" w:themeColor="text1"/>
+          <w:sz w:val="20"/>
+          <w:szCs w:val="20"/>
+        </w:rPr>
+        <w:t>PySpark</w:t>
+      </w:r>
+      <w:proofErr w:type="spellEnd"/>
+      <w:r>
+        <w:rPr>
+          <w:rFonts w:ascii="Arial Nova Cond" w:hAnsi="Arial Nova Cond" w:cs="Calibri"/>
+          <w:color w:val="000000" w:themeColor="text1"/>
+          <w:sz w:val="20"/>
+          <w:szCs w:val="20"/>
+        </w:rPr>
+        <w:t>), Step Functions, Lambda, and S3 to automate invoice, remittance, and credit memo processing. The system handled 30GB+ daily data, applied schema mapping, and integrated with DynamoDB/Redshift for enrichment, improving data reliability and reducing manual finance effort.</w:t>
+      </w:r>
+    </w:p>
+    <w:p>
+      <w:pPr>
+        <w:spacing w:before="30" w:after="0"/>
+        <w:rPr>
+          <w:rFonts w:ascii="Arial Nova Cond" w:hAnsi="Arial Nova Cond"/>
+          <w:b/>
+          <w:smallCaps/>
+          <w:color w:val="000000" w:themeColor="text1"/>
+          <w:sz w:val="20"/>
+          <w:szCs w:val="20"/>
+        </w:rPr>
+      </w:pPr>
+      <w:r>
+        <w:rPr>
+          <w:rFonts w:ascii="Arial Nova Cond" w:hAnsi="Arial Nova Cond"/>
+          <w:b/>
+          <w:smallCaps/>
+          <w:color w:val="000000" w:themeColor="text1"/>
+          <w:sz w:val="20"/>
+          <w:szCs w:val="20"/>
+        </w:rPr>
+        <w:t>Roles and responsibilities</w:t>
       </w:r>
     </w:p>
     <w:p>
@@ -2687,278 +2639,20 @@
         </w:numPr>
         <w:spacing w:after="0"/>
         <w:rPr>
-          <w:rFonts w:ascii="Arial Nova Cond" w:hAnsi="Arial Nova Cond"/>
-          <w:b/>
-          <w:smallCaps/>
-          <w:color w:val="000000" w:themeColor="text1"/>
-          <w:sz w:val="20"/>
-          <w:szCs w:val="20"/>
-        </w:rPr>
-      </w:pPr>
-      <w:r>
-        <w:rPr>
-          <w:rFonts w:ascii="Arial Nova Cond" w:hAnsi="Arial Nova Cond"/>
-          <w:sz w:val="20"/>
-          <w:szCs w:val="20"/>
-        </w:rPr>
-        <w:t>Streamlined python project setup using Conda and Poetry.</w:t>
-      </w:r>
-    </w:p>
-    <w:p>
-      <w:pPr>
-        <w:spacing w:before="30" w:after="0"/>
-        <w:rPr>
-          <w:rFonts w:ascii="Arial Nova Cond" w:hAnsi="Arial Nova Cond"/>
-          <w:b/>
-          <w:smallCaps/>
-          <w:color w:val="000000" w:themeColor="text1"/>
-          <w:sz w:val="18"/>
-          <w:szCs w:val="18"/>
-        </w:rPr>
-      </w:pPr>
-    </w:p>
-    <w:p>
-      <w:pPr>
-        <w:spacing w:before="30" w:after="0"/>
-        <w:rPr>
-          <w:rFonts w:ascii="Arial Nova Cond" w:hAnsi="Arial Nova Cond"/>
-          <w:b/>
-          <w:smallCaps/>
-          <w:color w:val="000000" w:themeColor="text1"/>
-          <w:sz w:val="20"/>
-          <w:szCs w:val="20"/>
-        </w:rPr>
-      </w:pPr>
-      <w:r>
-        <w:rPr>
-          <w:rFonts w:ascii="Arial Nova Cond" w:hAnsi="Arial Nova Cond"/>
-          <w:b/>
-          <w:smallCaps/>
-          <w:color w:val="000000" w:themeColor="text1"/>
-          <w:sz w:val="20"/>
-          <w:szCs w:val="20"/>
-        </w:rPr>
-        <w:t>Project #</w:t>
-      </w:r>
-      <w:r>
-        <w:rPr>
-          <w:rFonts w:ascii="Arial Nova Cond" w:hAnsi="Arial Nova Cond"/>
-          <w:b/>
-          <w:smallCaps/>
-          <w:color w:val="000000" w:themeColor="text1"/>
-          <w:sz w:val="20"/>
-          <w:szCs w:val="20"/>
-        </w:rPr>
-        <w:t>2</w:t>
-      </w:r>
-      <w:r>
-        <w:rPr>
-          <w:rFonts w:ascii="Arial Nova Cond" w:hAnsi="Arial Nova Cond"/>
-          <w:b/>
-          <w:smallCaps/>
-          <w:color w:val="000000" w:themeColor="text1"/>
-          <w:sz w:val="20"/>
-          <w:szCs w:val="20"/>
-        </w:rPr>
-        <w:t xml:space="preserve"> – Insights Content</w:t>
-      </w:r>
-    </w:p>
-    <w:p>
-      <w:pPr>
-        <w:spacing w:before="30" w:after="0"/>
-        <w:rPr>
-          <w:rFonts w:ascii="Arial Nova Cond" w:hAnsi="Arial Nova Cond"/>
-          <w:color w:val="000000" w:themeColor="text1"/>
-          <w:sz w:val="20"/>
-          <w:szCs w:val="20"/>
-        </w:rPr>
-      </w:pPr>
-      <w:r>
-        <w:rPr>
-          <w:rFonts w:ascii="Arial Nova Cond" w:hAnsi="Arial Nova Cond"/>
-          <w:b/>
-          <w:smallCaps/>
-          <w:color w:val="000000" w:themeColor="text1"/>
-          <w:sz w:val="20"/>
-          <w:szCs w:val="20"/>
-        </w:rPr>
-        <w:t>Client Name- MOTOR</w:t>
-      </w:r>
-      <w:r>
-        <w:rPr>
-          <w:rFonts w:ascii="Arial Nova Cond" w:hAnsi="Arial Nova Cond"/>
-          <w:b/>
-          <w:smallCaps/>
-          <w:color w:val="000000" w:themeColor="text1"/>
-          <w:sz w:val="20"/>
-          <w:szCs w:val="20"/>
-        </w:rPr>
-        <w:t xml:space="preserve"> (</w:t>
-      </w:r>
-      <w:r>
-        <w:rPr>
-          <w:rFonts w:ascii="Arial Nova Cond" w:hAnsi="Arial Nova Cond"/>
-          <w:b/>
-          <w:smallCaps/>
-          <w:color w:val="000000" w:themeColor="text1"/>
-          <w:sz w:val="20"/>
-          <w:szCs w:val="20"/>
-        </w:rPr>
-        <w:t>Freelance</w:t>
-      </w:r>
-      <w:r>
-        <w:rPr>
-          <w:rFonts w:ascii="Arial Nova Cond" w:hAnsi="Arial Nova Cond"/>
-          <w:b/>
-          <w:smallCaps/>
-          <w:color w:val="000000" w:themeColor="text1"/>
-          <w:sz w:val="20"/>
-          <w:szCs w:val="20"/>
-        </w:rPr>
-        <w:t>)</w:t>
-      </w:r>
-    </w:p>
-    <w:p>
-      <w:pPr>
-        <w:spacing w:before="30" w:after="0"/>
-        <w:rPr>
-          <w:rFonts w:ascii="Arial Nova Cond" w:hAnsi="Arial Nova Cond"/>
-          <w:color w:val="000000" w:themeColor="text1"/>
-          <w:sz w:val="20"/>
-          <w:szCs w:val="20"/>
-        </w:rPr>
-      </w:pPr>
-      <w:r>
-        <w:rPr>
-          <w:rFonts w:ascii="Arial Nova Cond" w:hAnsi="Arial Nova Cond"/>
-          <w:b/>
-          <w:smallCaps/>
-          <w:color w:val="000000" w:themeColor="text1"/>
-          <w:sz w:val="20"/>
-          <w:szCs w:val="20"/>
-        </w:rPr>
-        <w:t xml:space="preserve">Project Period - </w:t>
-      </w:r>
-      <w:r>
-        <w:rPr>
-          <w:rFonts w:ascii="Arial Nova Cond" w:hAnsi="Arial Nova Cond"/>
-          <w:b/>
-          <w:smallCaps/>
-          <w:color w:val="000000" w:themeColor="text1"/>
-          <w:sz w:val="20"/>
-          <w:szCs w:val="20"/>
-        </w:rPr>
-        <w:t>Feb</w:t>
-      </w:r>
-      <w:r>
-        <w:rPr>
-          <w:rFonts w:ascii="Arial Nova Cond" w:hAnsi="Arial Nova Cond"/>
-          <w:b/>
-          <w:smallCaps/>
-          <w:color w:val="000000" w:themeColor="text1"/>
-          <w:sz w:val="20"/>
-          <w:szCs w:val="20"/>
-        </w:rPr>
-        <w:t xml:space="preserve"> 202</w:t>
-      </w:r>
-      <w:r>
-        <w:rPr>
-          <w:rFonts w:ascii="Arial Nova Cond" w:hAnsi="Arial Nova Cond"/>
-          <w:b/>
-          <w:smallCaps/>
-          <w:color w:val="000000" w:themeColor="text1"/>
-          <w:sz w:val="20"/>
-          <w:szCs w:val="20"/>
-        </w:rPr>
-        <w:t>5</w:t>
-      </w:r>
-      <w:r>
-        <w:rPr>
-          <w:rFonts w:ascii="Arial Nova Cond" w:hAnsi="Arial Nova Cond"/>
-          <w:b/>
-          <w:smallCaps/>
-          <w:color w:val="000000" w:themeColor="text1"/>
-          <w:sz w:val="20"/>
-          <w:szCs w:val="20"/>
-        </w:rPr>
-        <w:t>- Till date</w:t>
-      </w:r>
-    </w:p>
-    <w:p>
-      <w:pPr>
-        <w:spacing w:before="30" w:after="0"/>
-        <w:rPr>
-          <w:rFonts w:ascii="Arial Nova Cond" w:hAnsi="Arial Nova Cond"/>
-          <w:color w:val="000000" w:themeColor="text1"/>
-          <w:sz w:val="20"/>
-          <w:szCs w:val="20"/>
-        </w:rPr>
-      </w:pPr>
-      <w:r>
-        <w:rPr>
-          <w:rFonts w:ascii="Arial Nova Cond" w:hAnsi="Arial Nova Cond"/>
-          <w:b/>
-          <w:smallCaps/>
-          <w:color w:val="000000" w:themeColor="text1"/>
-          <w:sz w:val="20"/>
-          <w:szCs w:val="20"/>
-        </w:rPr>
-        <w:t>Designation –</w:t>
-      </w:r>
-      <w:r>
-        <w:rPr>
-          <w:rFonts w:ascii="Arial Nova Cond" w:hAnsi="Arial Nova Cond"/>
-          <w:b/>
-          <w:smallCaps/>
-          <w:color w:val="000000" w:themeColor="text1"/>
-          <w:sz w:val="20"/>
-          <w:szCs w:val="20"/>
-        </w:rPr>
-        <w:t>Data Engineer</w:t>
-      </w:r>
-    </w:p>
-    <w:p>
-      <w:pPr>
-        <w:spacing w:before="30" w:after="0"/>
-        <w:rPr>
-          <w:rFonts w:ascii="Arial Nova Cond" w:hAnsi="Arial Nova Cond" w:cs="Calibri"/>
-          <w:color w:val="000000" w:themeColor="text1"/>
-          <w:sz w:val="20"/>
-          <w:szCs w:val="20"/>
-        </w:rPr>
-      </w:pPr>
-      <w:r>
-        <w:rPr>
-          <w:rFonts w:ascii="Arial Nova Cond" w:hAnsi="Arial Nova Cond" w:cs="Calibri"/>
-          <w:color w:val="000000" w:themeColor="text1"/>
-          <w:sz w:val="20"/>
-          <w:szCs w:val="20"/>
-        </w:rPr>
-        <w:t>This project involves the aggregation and analysis of automotive data, specifically focusing on MOTOR repair data collected from various suppliers and manufacturers. The goal is to generate valuable insights into repair trends, component reliability, and supplier performance, which can be used to improve product quality and optimize repair processes.</w:t>
-      </w:r>
-    </w:p>
-    <w:p>
-      <w:pPr>
-        <w:spacing w:before="30" w:after="0"/>
-        <w:rPr>
-          <w:rFonts w:ascii="Arial Nova Cond" w:hAnsi="Arial Nova Cond"/>
-          <w:b/>
-          <w:smallCaps/>
-          <w:color w:val="000000" w:themeColor="text1"/>
-          <w:sz w:val="20"/>
-          <w:szCs w:val="20"/>
-        </w:rPr>
-      </w:pPr>
-      <w:r>
-        <w:rPr>
-          <w:rFonts w:ascii="Arial Nova Cond" w:hAnsi="Arial Nova Cond"/>
-          <w:b/>
-          <w:smallCaps/>
-          <w:color w:val="000000" w:themeColor="text1"/>
-          <w:sz w:val="20"/>
-          <w:szCs w:val="20"/>
-        </w:rPr>
-        <w:t>Roles and responsibilities</w:t>
+          <w:rFonts w:ascii="Arial Nova Cond" w:hAnsi="Arial Nova Cond" w:cs="Calibri"/>
+          <w:color w:val="000000" w:themeColor="text1"/>
+          <w:sz w:val="20"/>
+          <w:szCs w:val="20"/>
+        </w:rPr>
+      </w:pPr>
+      <w:r>
+        <w:rPr>
+          <w:rFonts w:ascii="Arial Nova Cond" w:hAnsi="Arial Nova Cond" w:cs="Calibri"/>
+          <w:color w:val="000000" w:themeColor="text1"/>
+          <w:sz w:val="20"/>
+          <w:szCs w:val="20"/>
+        </w:rPr>
+        <w:t>Clean, pre-process, and transform large datasets to create high-quality training data for machine learning models.</w:t>
       </w:r>
     </w:p>
     <w:p>
@@ -2983,7 +2677,7 @@
           <w:sz w:val="20"/>
           <w:szCs w:val="20"/>
         </w:rPr>
-        <w:t>Clean, pre-process, and transform large datasets to create high-quality training data for machine learning models.</w:t>
+        <w:t>Skilled in Python and popular machine learning libraries NumPy, Pandas and Scikit-learn.</w:t>
       </w:r>
     </w:p>
     <w:p>
@@ -3008,7 +2702,36 @@
           <w:sz w:val="20"/>
           <w:szCs w:val="20"/>
         </w:rPr>
-        <w:t>Skilled in Python and popular machine learning libraries NumPy, Pandas and Scikit-learn.</w:t>
+        <w:t xml:space="preserve">Development of glue </w:t>
+      </w:r>
+      <w:proofErr w:type="spellStart"/>
+      <w:r>
+        <w:rPr>
+          <w:rFonts w:ascii="Arial Nova Cond" w:hAnsi="Arial Nova Cond" w:cs="Calibri"/>
+          <w:color w:val="000000" w:themeColor="text1"/>
+          <w:sz w:val="20"/>
+          <w:szCs w:val="20"/>
+        </w:rPr>
+        <w:t>pyspark</w:t>
+      </w:r>
+      <w:proofErr w:type="spellEnd"/>
+      <w:r>
+        <w:rPr>
+          <w:rFonts w:ascii="Arial Nova Cond" w:hAnsi="Arial Nova Cond" w:cs="Calibri"/>
+          <w:color w:val="000000" w:themeColor="text1"/>
+          <w:sz w:val="20"/>
+          <w:szCs w:val="20"/>
+        </w:rPr>
+        <w:t xml:space="preserve"> scripts.</w:t>
+      </w:r>
+      <w:r>
+        <w:rPr>
+          <w:rFonts w:ascii="Arial Nova Cond" w:hAnsi="Arial Nova Cond" w:cs="Calibri"/>
+          <w:color w:val="000000" w:themeColor="text1"/>
+          <w:sz w:val="20"/>
+          <w:szCs w:val="20"/>
+        </w:rPr>
+        <w:t xml:space="preserve"> </w:t>
       </w:r>
     </w:p>
     <w:p>
@@ -3033,7 +2756,7 @@
           <w:sz w:val="20"/>
           <w:szCs w:val="20"/>
         </w:rPr>
-        <w:t xml:space="preserve">Development of glue </w:t>
+        <w:t>Designed &amp; implemented AWS Glue (</w:t>
       </w:r>
       <w:proofErr w:type="spellStart"/>
       <w:r>
@@ -3043,7 +2766,7 @@
           <w:sz w:val="20"/>
           <w:szCs w:val="20"/>
         </w:rPr>
-        <w:t>pyspark</w:t>
+        <w:t>PySpark</w:t>
       </w:r>
       <w:proofErr w:type="spellEnd"/>
       <w:r>
@@ -3053,16 +2776,7 @@
           <w:sz w:val="20"/>
           <w:szCs w:val="20"/>
         </w:rPr>
-        <w:t xml:space="preserve"> scripts.</w:t>
-      </w:r>
-      <w:r>
-        <w:rPr>
-          <w:rFonts w:ascii="Arial Nova Cond" w:hAnsi="Arial Nova Cond" w:cs="Calibri"/>
-          <w:color w:val="000000" w:themeColor="text1"/>
-          <w:sz w:val="20"/>
-          <w:szCs w:val="20"/>
-        </w:rPr>
-        <w:t xml:space="preserve"> </w:t>
+        <w:t>) ETL pipeline to automate invoice, remittance, and credit memo processing (~30GB+ data).</w:t>
       </w:r>
     </w:p>
     <w:p>
@@ -3087,7 +2801,7 @@
           <w:sz w:val="20"/>
           <w:szCs w:val="20"/>
         </w:rPr>
-        <w:t>Experience working with very large datasets.</w:t>
+        <w:t>Orchestrated multi-step workflows using Step Functions + Lambda (ECR-based) with S3 as data lake.</w:t>
       </w:r>
     </w:p>
     <w:p>
@@ -3112,7 +2826,7 @@
           <w:sz w:val="20"/>
           <w:szCs w:val="20"/>
         </w:rPr>
-        <w:t>Expertise and Efficient code writing in Python.</w:t>
+        <w:t>Implemented schema mapping, incremental loads, and bookmarks to optimize large-scale data ingestion.</w:t>
       </w:r>
     </w:p>
     <w:p>
@@ -3137,32 +2851,7 @@
           <w:sz w:val="20"/>
           <w:szCs w:val="20"/>
         </w:rPr>
-        <w:t>Secured and protected endpoints using AWS Cognito.</w:t>
-      </w:r>
-    </w:p>
-    <w:p>
-      <w:pPr>
-        <w:pStyle w:val="ListParagraph"/>
-        <w:numPr>
-          <w:ilvl w:val="0"/>
-          <w:numId w:val="35"/>
-        </w:numPr>
-        <w:spacing w:after="0"/>
-        <w:rPr>
-          <w:rFonts w:ascii="Arial Nova Cond" w:hAnsi="Arial Nova Cond" w:cs="Calibri"/>
-          <w:color w:val="000000" w:themeColor="text1"/>
-          <w:sz w:val="20"/>
-          <w:szCs w:val="20"/>
-        </w:rPr>
-      </w:pPr>
-      <w:r>
-        <w:rPr>
-          <w:rFonts w:ascii="Arial Nova Cond" w:hAnsi="Arial Nova Cond" w:cs="Calibri"/>
-          <w:color w:val="000000" w:themeColor="text1"/>
-          <w:sz w:val="20"/>
-          <w:szCs w:val="20"/>
-        </w:rPr>
-        <w:t>Streamlined python project setup using Conda and Poetry.</w:t>
+        <w:t>Built monitoring (CloudWatch, SES alerts, Teams notifications) and error handling, reducing downtime by 40%.</w:t>
       </w:r>
     </w:p>
     <w:p>
@@ -4660,6 +4349,155 @@
     </w:lvl>
   </w:abstractNum>
   <w:abstractNum w:abstractNumId="7" w15:restartNumberingAfterBreak="0">
+    <w:nsid w:val="10D61664"/>
+    <w:multiLevelType w:val="multilevel"/>
+    <w:tmpl w:val="3FB8D796"/>
+    <w:lvl w:ilvl="0">
+      <w:start w:val="1"/>
+      <w:numFmt w:val="bullet"/>
+      <w:lvlText w:val=""/>
+      <w:lvlJc w:val="left"/>
+      <w:pPr>
+        <w:tabs>
+          <w:tab w:val="num" w:pos="720"/>
+        </w:tabs>
+        <w:ind w:left="720" w:hanging="360"/>
+      </w:pPr>
+      <w:rPr>
+        <w:rFonts w:ascii="Symbol" w:hAnsi="Symbol" w:hint="default"/>
+        <w:sz w:val="20"/>
+      </w:rPr>
+    </w:lvl>
+    <w:lvl w:ilvl="1" w:tentative="1">
+      <w:start w:val="1"/>
+      <w:numFmt w:val="bullet"/>
+      <w:lvlText w:val="o"/>
+      <w:lvlJc w:val="left"/>
+      <w:pPr>
+        <w:tabs>
+          <w:tab w:val="num" w:pos="1440"/>
+        </w:tabs>
+        <w:ind w:left="1440" w:hanging="360"/>
+      </w:pPr>
+      <w:rPr>
+        <w:rFonts w:ascii="Courier New" w:hAnsi="Courier New" w:hint="default"/>
+        <w:sz w:val="20"/>
+      </w:rPr>
+    </w:lvl>
+    <w:lvl w:ilvl="2" w:tentative="1">
+      <w:start w:val="1"/>
+      <w:numFmt w:val="bullet"/>
+      <w:lvlText w:val=""/>
+      <w:lvlJc w:val="left"/>
+      <w:pPr>
+        <w:tabs>
+          <w:tab w:val="num" w:pos="2160"/>
+        </w:tabs>
+        <w:ind w:left="2160" w:hanging="360"/>
+      </w:pPr>
+      <w:rPr>
+        <w:rFonts w:ascii="Wingdings" w:hAnsi="Wingdings" w:hint="default"/>
+        <w:sz w:val="20"/>
+      </w:rPr>
+    </w:lvl>
+    <w:lvl w:ilvl="3" w:tentative="1">
+      <w:start w:val="1"/>
+      <w:numFmt w:val="bullet"/>
+      <w:lvlText w:val=""/>
+      <w:lvlJc w:val="left"/>
+      <w:pPr>
+        <w:tabs>
+          <w:tab w:val="num" w:pos="2880"/>
+        </w:tabs>
+        <w:ind w:left="2880" w:hanging="360"/>
+      </w:pPr>
+      <w:rPr>
+        <w:rFonts w:ascii="Wingdings" w:hAnsi="Wingdings" w:hint="default"/>
+        <w:sz w:val="20"/>
+      </w:rPr>
+    </w:lvl>
+    <w:lvl w:ilvl="4" w:tentative="1">
+      <w:start w:val="1"/>
+      <w:numFmt w:val="bullet"/>
+      <w:lvlText w:val=""/>
+      <w:lvlJc w:val="left"/>
+      <w:pPr>
+        <w:tabs>
+          <w:tab w:val="num" w:pos="3600"/>
+        </w:tabs>
+        <w:ind w:left="3600" w:hanging="360"/>
+      </w:pPr>
+      <w:rPr>
+        <w:rFonts w:ascii="Wingdings" w:hAnsi="Wingdings" w:hint="default"/>
+        <w:sz w:val="20"/>
+      </w:rPr>
+    </w:lvl>
+    <w:lvl w:ilvl="5" w:tentative="1">
+      <w:start w:val="1"/>
+      <w:numFmt w:val="bullet"/>
+      <w:lvlText w:val=""/>
+      <w:lvlJc w:val="left"/>
+      <w:pPr>
+        <w:tabs>
+          <w:tab w:val="num" w:pos="4320"/>
+        </w:tabs>
+        <w:ind w:left="4320" w:hanging="360"/>
+      </w:pPr>
+      <w:rPr>
+        <w:rFonts w:ascii="Wingdings" w:hAnsi="Wingdings" w:hint="default"/>
+        <w:sz w:val="20"/>
+      </w:rPr>
+    </w:lvl>
+    <w:lvl w:ilvl="6" w:tentative="1">
+      <w:start w:val="1"/>
+      <w:numFmt w:val="bullet"/>
+      <w:lvlText w:val=""/>
+      <w:lvlJc w:val="left"/>
+      <w:pPr>
+        <w:tabs>
+          <w:tab w:val="num" w:pos="5040"/>
+        </w:tabs>
+        <w:ind w:left="5040" w:hanging="360"/>
+      </w:pPr>
+      <w:rPr>
+        <w:rFonts w:ascii="Wingdings" w:hAnsi="Wingdings" w:hint="default"/>
+        <w:sz w:val="20"/>
+      </w:rPr>
+    </w:lvl>
+    <w:lvl w:ilvl="7" w:tentative="1">
+      <w:start w:val="1"/>
+      <w:numFmt w:val="bullet"/>
+      <w:lvlText w:val=""/>
+      <w:lvlJc w:val="left"/>
+      <w:pPr>
+        <w:tabs>
+          <w:tab w:val="num" w:pos="5760"/>
+        </w:tabs>
+        <w:ind w:left="5760" w:hanging="360"/>
+      </w:pPr>
+      <w:rPr>
+        <w:rFonts w:ascii="Wingdings" w:hAnsi="Wingdings" w:hint="default"/>
+        <w:sz w:val="20"/>
+      </w:rPr>
+    </w:lvl>
+    <w:lvl w:ilvl="8" w:tentative="1">
+      <w:start w:val="1"/>
+      <w:numFmt w:val="bullet"/>
+      <w:lvlText w:val=""/>
+      <w:lvlJc w:val="left"/>
+      <w:pPr>
+        <w:tabs>
+          <w:tab w:val="num" w:pos="6480"/>
+        </w:tabs>
+        <w:ind w:left="6480" w:hanging="360"/>
+      </w:pPr>
+      <w:rPr>
+        <w:rFonts w:ascii="Wingdings" w:hAnsi="Wingdings" w:hint="default"/>
+        <w:sz w:val="20"/>
+      </w:rPr>
+    </w:lvl>
+  </w:abstractNum>
+  <w:abstractNum w:abstractNumId="8" w15:restartNumberingAfterBreak="0">
     <w:nsid w:val="160A3DFD"/>
     <w:multiLevelType w:val="hybridMultilevel"/>
     <w:tmpl w:val="A030F688"/>
@@ -4772,7 +4610,7 @@
       </w:rPr>
     </w:lvl>
   </w:abstractNum>
-  <w:abstractNum w:abstractNumId="8" w15:restartNumberingAfterBreak="0">
+  <w:abstractNum w:abstractNumId="9" w15:restartNumberingAfterBreak="0">
     <w:nsid w:val="162134BC"/>
     <w:multiLevelType w:val="hybridMultilevel"/>
     <w:tmpl w:val="B1B8921A"/>
@@ -4913,7 +4751,7 @@
       </w:rPr>
     </w:lvl>
   </w:abstractNum>
-  <w:abstractNum w:abstractNumId="9" w15:restartNumberingAfterBreak="0">
+  <w:abstractNum w:abstractNumId="10" w15:restartNumberingAfterBreak="0">
     <w:nsid w:val="179D288F"/>
     <w:multiLevelType w:val="hybridMultilevel"/>
     <w:tmpl w:val="86E6BADE"/>
@@ -5026,7 +4864,7 @@
       </w:rPr>
     </w:lvl>
   </w:abstractNum>
-  <w:abstractNum w:abstractNumId="10" w15:restartNumberingAfterBreak="0">
+  <w:abstractNum w:abstractNumId="11" w15:restartNumberingAfterBreak="0">
     <w:nsid w:val="1A70700C"/>
     <w:multiLevelType w:val="hybridMultilevel"/>
     <w:tmpl w:val="B9940542"/>
@@ -5139,7 +4977,7 @@
       </w:rPr>
     </w:lvl>
   </w:abstractNum>
-  <w:abstractNum w:abstractNumId="11" w15:restartNumberingAfterBreak="0">
+  <w:abstractNum w:abstractNumId="12" w15:restartNumberingAfterBreak="0">
     <w:nsid w:val="1CF512F8"/>
     <w:multiLevelType w:val="hybridMultilevel"/>
     <w:tmpl w:val="EEFA7E80"/>
@@ -5253,7 +5091,7 @@
       </w:rPr>
     </w:lvl>
   </w:abstractNum>
-  <w:abstractNum w:abstractNumId="12" w15:restartNumberingAfterBreak="0">
+  <w:abstractNum w:abstractNumId="13" w15:restartNumberingAfterBreak="0">
     <w:nsid w:val="2064579C"/>
     <w:multiLevelType w:val="hybridMultilevel"/>
     <w:tmpl w:val="7BDC3FB8"/>
@@ -5367,7 +5205,156 @@
       </w:rPr>
     </w:lvl>
   </w:abstractNum>
-  <w:abstractNum w:abstractNumId="13" w15:restartNumberingAfterBreak="0">
+  <w:abstractNum w:abstractNumId="14" w15:restartNumberingAfterBreak="0">
+    <w:nsid w:val="2F934BBF"/>
+    <w:multiLevelType w:val="multilevel"/>
+    <w:tmpl w:val="43407E72"/>
+    <w:lvl w:ilvl="0">
+      <w:start w:val="1"/>
+      <w:numFmt w:val="bullet"/>
+      <w:lvlText w:val=""/>
+      <w:lvlJc w:val="left"/>
+      <w:pPr>
+        <w:tabs>
+          <w:tab w:val="num" w:pos="720"/>
+        </w:tabs>
+        <w:ind w:left="720" w:hanging="360"/>
+      </w:pPr>
+      <w:rPr>
+        <w:rFonts w:ascii="Symbol" w:hAnsi="Symbol" w:hint="default"/>
+        <w:sz w:val="20"/>
+      </w:rPr>
+    </w:lvl>
+    <w:lvl w:ilvl="1" w:tentative="1">
+      <w:start w:val="1"/>
+      <w:numFmt w:val="bullet"/>
+      <w:lvlText w:val="o"/>
+      <w:lvlJc w:val="left"/>
+      <w:pPr>
+        <w:tabs>
+          <w:tab w:val="num" w:pos="1440"/>
+        </w:tabs>
+        <w:ind w:left="1440" w:hanging="360"/>
+      </w:pPr>
+      <w:rPr>
+        <w:rFonts w:ascii="Courier New" w:hAnsi="Courier New" w:hint="default"/>
+        <w:sz w:val="20"/>
+      </w:rPr>
+    </w:lvl>
+    <w:lvl w:ilvl="2" w:tentative="1">
+      <w:start w:val="1"/>
+      <w:numFmt w:val="bullet"/>
+      <w:lvlText w:val=""/>
+      <w:lvlJc w:val="left"/>
+      <w:pPr>
+        <w:tabs>
+          <w:tab w:val="num" w:pos="2160"/>
+        </w:tabs>
+        <w:ind w:left="2160" w:hanging="360"/>
+      </w:pPr>
+      <w:rPr>
+        <w:rFonts w:ascii="Wingdings" w:hAnsi="Wingdings" w:hint="default"/>
+        <w:sz w:val="20"/>
+      </w:rPr>
+    </w:lvl>
+    <w:lvl w:ilvl="3" w:tentative="1">
+      <w:start w:val="1"/>
+      <w:numFmt w:val="bullet"/>
+      <w:lvlText w:val=""/>
+      <w:lvlJc w:val="left"/>
+      <w:pPr>
+        <w:tabs>
+          <w:tab w:val="num" w:pos="2880"/>
+        </w:tabs>
+        <w:ind w:left="2880" w:hanging="360"/>
+      </w:pPr>
+      <w:rPr>
+        <w:rFonts w:ascii="Wingdings" w:hAnsi="Wingdings" w:hint="default"/>
+        <w:sz w:val="20"/>
+      </w:rPr>
+    </w:lvl>
+    <w:lvl w:ilvl="4" w:tentative="1">
+      <w:start w:val="1"/>
+      <w:numFmt w:val="bullet"/>
+      <w:lvlText w:val=""/>
+      <w:lvlJc w:val="left"/>
+      <w:pPr>
+        <w:tabs>
+          <w:tab w:val="num" w:pos="3600"/>
+        </w:tabs>
+        <w:ind w:left="3600" w:hanging="360"/>
+      </w:pPr>
+      <w:rPr>
+        <w:rFonts w:ascii="Wingdings" w:hAnsi="Wingdings" w:hint="default"/>
+        <w:sz w:val="20"/>
+      </w:rPr>
+    </w:lvl>
+    <w:lvl w:ilvl="5" w:tentative="1">
+      <w:start w:val="1"/>
+      <w:numFmt w:val="bullet"/>
+      <w:lvlText w:val=""/>
+      <w:lvlJc w:val="left"/>
+      <w:pPr>
+        <w:tabs>
+          <w:tab w:val="num" w:pos="4320"/>
+        </w:tabs>
+        <w:ind w:left="4320" w:hanging="360"/>
+      </w:pPr>
+      <w:rPr>
+        <w:rFonts w:ascii="Wingdings" w:hAnsi="Wingdings" w:hint="default"/>
+        <w:sz w:val="20"/>
+      </w:rPr>
+    </w:lvl>
+    <w:lvl w:ilvl="6" w:tentative="1">
+      <w:start w:val="1"/>
+      <w:numFmt w:val="bullet"/>
+      <w:lvlText w:val=""/>
+      <w:lvlJc w:val="left"/>
+      <w:pPr>
+        <w:tabs>
+          <w:tab w:val="num" w:pos="5040"/>
+        </w:tabs>
+        <w:ind w:left="5040" w:hanging="360"/>
+      </w:pPr>
+      <w:rPr>
+        <w:rFonts w:ascii="Wingdings" w:hAnsi="Wingdings" w:hint="default"/>
+        <w:sz w:val="20"/>
+      </w:rPr>
+    </w:lvl>
+    <w:lvl w:ilvl="7" w:tentative="1">
+      <w:start w:val="1"/>
+      <w:numFmt w:val="bullet"/>
+      <w:lvlText w:val=""/>
+      <w:lvlJc w:val="left"/>
+      <w:pPr>
+        <w:tabs>
+          <w:tab w:val="num" w:pos="5760"/>
+        </w:tabs>
+        <w:ind w:left="5760" w:hanging="360"/>
+      </w:pPr>
+      <w:rPr>
+        <w:rFonts w:ascii="Wingdings" w:hAnsi="Wingdings" w:hint="default"/>
+        <w:sz w:val="20"/>
+      </w:rPr>
+    </w:lvl>
+    <w:lvl w:ilvl="8" w:tentative="1">
+      <w:start w:val="1"/>
+      <w:numFmt w:val="bullet"/>
+      <w:lvlText w:val=""/>
+      <w:lvlJc w:val="left"/>
+      <w:pPr>
+        <w:tabs>
+          <w:tab w:val="num" w:pos="6480"/>
+        </w:tabs>
+        <w:ind w:left="6480" w:hanging="360"/>
+      </w:pPr>
+      <w:rPr>
+        <w:rFonts w:ascii="Wingdings" w:hAnsi="Wingdings" w:hint="default"/>
+        <w:sz w:val="20"/>
+      </w:rPr>
+    </w:lvl>
+  </w:abstractNum>
+  <w:abstractNum w:abstractNumId="15" w15:restartNumberingAfterBreak="0">
     <w:nsid w:val="30A74216"/>
     <w:multiLevelType w:val="hybridMultilevel"/>
     <w:tmpl w:val="F998CF88"/>
@@ -5480,7 +5467,7 @@
       </w:rPr>
     </w:lvl>
   </w:abstractNum>
-  <w:abstractNum w:abstractNumId="14" w15:restartNumberingAfterBreak="0">
+  <w:abstractNum w:abstractNumId="16" w15:restartNumberingAfterBreak="0">
     <w:nsid w:val="376016A4"/>
     <w:multiLevelType w:val="hybridMultilevel"/>
     <w:tmpl w:val="C4244E9A"/>
@@ -5593,7 +5580,7 @@
       </w:rPr>
     </w:lvl>
   </w:abstractNum>
-  <w:abstractNum w:abstractNumId="15" w15:restartNumberingAfterBreak="0">
+  <w:abstractNum w:abstractNumId="17" w15:restartNumberingAfterBreak="0">
     <w:nsid w:val="377F4873"/>
     <w:multiLevelType w:val="multilevel"/>
     <w:tmpl w:val="3E9088C0"/>
@@ -5644,7 +5631,7 @@
       <w:lvlJc w:val="left"/>
     </w:lvl>
   </w:abstractNum>
-  <w:abstractNum w:abstractNumId="16" w15:restartNumberingAfterBreak="0">
+  <w:abstractNum w:abstractNumId="18" w15:restartNumberingAfterBreak="0">
     <w:nsid w:val="3CE60E58"/>
     <w:multiLevelType w:val="hybridMultilevel"/>
     <w:tmpl w:val="F922355A"/>
@@ -5758,7 +5745,7 @@
       </w:rPr>
     </w:lvl>
   </w:abstractNum>
-  <w:abstractNum w:abstractNumId="17" w15:restartNumberingAfterBreak="0">
+  <w:abstractNum w:abstractNumId="19" w15:restartNumberingAfterBreak="0">
     <w:nsid w:val="3F027DD5"/>
     <w:multiLevelType w:val="hybridMultilevel"/>
     <w:tmpl w:val="46686BB8"/>
@@ -5871,7 +5858,7 @@
       </w:rPr>
     </w:lvl>
   </w:abstractNum>
-  <w:abstractNum w:abstractNumId="18" w15:restartNumberingAfterBreak="0">
+  <w:abstractNum w:abstractNumId="20" w15:restartNumberingAfterBreak="0">
     <w:nsid w:val="44105E16"/>
     <w:multiLevelType w:val="hybridMultilevel"/>
     <w:tmpl w:val="6F9ACDCC"/>
@@ -5984,7 +5971,7 @@
       </w:rPr>
     </w:lvl>
   </w:abstractNum>
-  <w:abstractNum w:abstractNumId="19" w15:restartNumberingAfterBreak="0">
+  <w:abstractNum w:abstractNumId="21" w15:restartNumberingAfterBreak="0">
     <w:nsid w:val="44373053"/>
     <w:multiLevelType w:val="hybridMultilevel"/>
     <w:tmpl w:val="45985842"/>
@@ -6098,7 +6085,7 @@
       </w:rPr>
     </w:lvl>
   </w:abstractNum>
-  <w:abstractNum w:abstractNumId="20" w15:restartNumberingAfterBreak="0">
+  <w:abstractNum w:abstractNumId="22" w15:restartNumberingAfterBreak="0">
     <w:nsid w:val="44A23807"/>
     <w:multiLevelType w:val="hybridMultilevel"/>
     <w:tmpl w:val="3F028322"/>
@@ -6211,7 +6198,7 @@
       </w:rPr>
     </w:lvl>
   </w:abstractNum>
-  <w:abstractNum w:abstractNumId="21" w15:restartNumberingAfterBreak="0">
+  <w:abstractNum w:abstractNumId="23" w15:restartNumberingAfterBreak="0">
     <w:nsid w:val="46474DCD"/>
     <w:multiLevelType w:val="hybridMultilevel"/>
     <w:tmpl w:val="E716D752"/>
@@ -6324,7 +6311,7 @@
       </w:rPr>
     </w:lvl>
   </w:abstractNum>
-  <w:abstractNum w:abstractNumId="22" w15:restartNumberingAfterBreak="0">
+  <w:abstractNum w:abstractNumId="24" w15:restartNumberingAfterBreak="0">
     <w:nsid w:val="48F3586A"/>
     <w:multiLevelType w:val="multilevel"/>
     <w:tmpl w:val="37C04FE2"/>
@@ -6375,7 +6362,7 @@
       <w:lvlJc w:val="left"/>
     </w:lvl>
   </w:abstractNum>
-  <w:abstractNum w:abstractNumId="23" w15:restartNumberingAfterBreak="0">
+  <w:abstractNum w:abstractNumId="25" w15:restartNumberingAfterBreak="0">
     <w:nsid w:val="49A9144D"/>
     <w:multiLevelType w:val="multilevel"/>
     <w:tmpl w:val="0608D7F6"/>
@@ -6426,7 +6413,7 @@
       <w:lvlJc w:val="left"/>
     </w:lvl>
   </w:abstractNum>
-  <w:abstractNum w:abstractNumId="24" w15:restartNumberingAfterBreak="0">
+  <w:abstractNum w:abstractNumId="26" w15:restartNumberingAfterBreak="0">
     <w:nsid w:val="4CD43830"/>
     <w:multiLevelType w:val="hybridMultilevel"/>
     <w:tmpl w:val="8CF648CE"/>
@@ -6539,7 +6526,7 @@
       </w:rPr>
     </w:lvl>
   </w:abstractNum>
-  <w:abstractNum w:abstractNumId="25" w15:restartNumberingAfterBreak="0">
+  <w:abstractNum w:abstractNumId="27" w15:restartNumberingAfterBreak="0">
     <w:nsid w:val="4E182EE0"/>
     <w:multiLevelType w:val="hybridMultilevel"/>
     <w:tmpl w:val="F1D2AE34"/>
@@ -6652,7 +6639,7 @@
       </w:rPr>
     </w:lvl>
   </w:abstractNum>
-  <w:abstractNum w:abstractNumId="26" w15:restartNumberingAfterBreak="0">
+  <w:abstractNum w:abstractNumId="28" w15:restartNumberingAfterBreak="0">
     <w:nsid w:val="57F05B81"/>
     <w:multiLevelType w:val="multilevel"/>
     <w:tmpl w:val="63EA8172"/>
@@ -6703,7 +6690,7 @@
       <w:lvlJc w:val="left"/>
     </w:lvl>
   </w:abstractNum>
-  <w:abstractNum w:abstractNumId="27" w15:restartNumberingAfterBreak="0">
+  <w:abstractNum w:abstractNumId="29" w15:restartNumberingAfterBreak="0">
     <w:nsid w:val="5A814E74"/>
     <w:multiLevelType w:val="multilevel"/>
     <w:tmpl w:val="164A9B4A"/>
@@ -6754,7 +6741,7 @@
       <w:lvlJc w:val="left"/>
     </w:lvl>
   </w:abstractNum>
-  <w:abstractNum w:abstractNumId="28" w15:restartNumberingAfterBreak="0">
+  <w:abstractNum w:abstractNumId="30" w15:restartNumberingAfterBreak="0">
     <w:nsid w:val="63A759FC"/>
     <w:multiLevelType w:val="hybridMultilevel"/>
     <w:tmpl w:val="7ED05ED0"/>
@@ -6868,7 +6855,7 @@
       </w:rPr>
     </w:lvl>
   </w:abstractNum>
-  <w:abstractNum w:abstractNumId="29" w15:restartNumberingAfterBreak="0">
+  <w:abstractNum w:abstractNumId="31" w15:restartNumberingAfterBreak="0">
     <w:nsid w:val="6AFC0B1E"/>
     <w:multiLevelType w:val="hybridMultilevel"/>
     <w:tmpl w:val="7D5EF500"/>
@@ -6981,7 +6968,7 @@
       </w:rPr>
     </w:lvl>
   </w:abstractNum>
-  <w:abstractNum w:abstractNumId="30" w15:restartNumberingAfterBreak="0">
+  <w:abstractNum w:abstractNumId="32" w15:restartNumberingAfterBreak="0">
     <w:nsid w:val="6E230C41"/>
     <w:multiLevelType w:val="hybridMultilevel"/>
     <w:tmpl w:val="778A8932"/>
@@ -7095,7 +7082,7 @@
       </w:rPr>
     </w:lvl>
   </w:abstractNum>
-  <w:abstractNum w:abstractNumId="31" w15:restartNumberingAfterBreak="0">
+  <w:abstractNum w:abstractNumId="33" w15:restartNumberingAfterBreak="0">
     <w:nsid w:val="6E365D44"/>
     <w:multiLevelType w:val="hybridMultilevel"/>
     <w:tmpl w:val="9DC2AF40"/>
@@ -7208,7 +7195,7 @@
       </w:rPr>
     </w:lvl>
   </w:abstractNum>
-  <w:abstractNum w:abstractNumId="32" w15:restartNumberingAfterBreak="0">
+  <w:abstractNum w:abstractNumId="34" w15:restartNumberingAfterBreak="0">
     <w:nsid w:val="6E4F0DE6"/>
     <w:multiLevelType w:val="multilevel"/>
     <w:tmpl w:val="CCDE1A0C"/>
@@ -7259,7 +7246,7 @@
       <w:lvlJc w:val="left"/>
     </w:lvl>
   </w:abstractNum>
-  <w:abstractNum w:abstractNumId="33" w15:restartNumberingAfterBreak="0">
+  <w:abstractNum w:abstractNumId="35" w15:restartNumberingAfterBreak="0">
     <w:nsid w:val="75482CC2"/>
     <w:multiLevelType w:val="multilevel"/>
     <w:tmpl w:val="79A06224"/>
@@ -7310,7 +7297,7 @@
       <w:lvlJc w:val="left"/>
     </w:lvl>
   </w:abstractNum>
-  <w:abstractNum w:abstractNumId="34" w15:restartNumberingAfterBreak="0">
+  <w:abstractNum w:abstractNumId="36" w15:restartNumberingAfterBreak="0">
     <w:nsid w:val="7E75150F"/>
     <w:multiLevelType w:val="hybridMultilevel"/>
     <w:tmpl w:val="09E021DA"/>
@@ -7423,7 +7410,7 @@
       </w:rPr>
     </w:lvl>
   </w:abstractNum>
-  <w:abstractNum w:abstractNumId="35" w15:restartNumberingAfterBreak="0">
+  <w:abstractNum w:abstractNumId="37" w15:restartNumberingAfterBreak="0">
     <w:nsid w:val="7EAC587C"/>
     <w:multiLevelType w:val="hybridMultilevel"/>
     <w:tmpl w:val="15442AAC"/>
@@ -7537,31 +7524,31 @@
     </w:lvl>
   </w:abstractNum>
   <w:num w:numId="1" w16cid:durableId="1748724578">
-    <w:abstractNumId w:val="15"/>
+    <w:abstractNumId w:val="17"/>
   </w:num>
   <w:num w:numId="2" w16cid:durableId="111368937">
-    <w:abstractNumId w:val="33"/>
+    <w:abstractNumId w:val="35"/>
   </w:num>
   <w:num w:numId="3" w16cid:durableId="479536840">
-    <w:abstractNumId w:val="27"/>
+    <w:abstractNumId w:val="29"/>
   </w:num>
   <w:num w:numId="4" w16cid:durableId="1016083183">
-    <w:abstractNumId w:val="23"/>
+    <w:abstractNumId w:val="25"/>
   </w:num>
   <w:num w:numId="5" w16cid:durableId="1101949071">
-    <w:abstractNumId w:val="26"/>
+    <w:abstractNumId w:val="28"/>
   </w:num>
   <w:num w:numId="6" w16cid:durableId="1057239076">
     <w:abstractNumId w:val="6"/>
   </w:num>
   <w:num w:numId="7" w16cid:durableId="31268022">
-    <w:abstractNumId w:val="22"/>
+    <w:abstractNumId w:val="24"/>
   </w:num>
   <w:num w:numId="8" w16cid:durableId="367219575">
-    <w:abstractNumId w:val="32"/>
+    <w:abstractNumId w:val="34"/>
   </w:num>
   <w:num w:numId="9" w16cid:durableId="1557164617">
-    <w:abstractNumId w:val="35"/>
+    <w:abstractNumId w:val="37"/>
   </w:num>
   <w:num w:numId="10" w16cid:durableId="875895368">
     <w:abstractNumId w:val="0"/>
@@ -7573,82 +7560,88 @@
     <w:abstractNumId w:val="2"/>
   </w:num>
   <w:num w:numId="13" w16cid:durableId="1110465383">
-    <w:abstractNumId w:val="21"/>
+    <w:abstractNumId w:val="23"/>
   </w:num>
   <w:num w:numId="14" w16cid:durableId="1980455704">
-    <w:abstractNumId w:val="16"/>
+    <w:abstractNumId w:val="18"/>
   </w:num>
   <w:num w:numId="15" w16cid:durableId="1317227507">
-    <w:abstractNumId w:val="11"/>
+    <w:abstractNumId w:val="12"/>
   </w:num>
   <w:num w:numId="16" w16cid:durableId="17856495">
-    <w:abstractNumId w:val="30"/>
+    <w:abstractNumId w:val="32"/>
   </w:num>
   <w:num w:numId="17" w16cid:durableId="986856593">
-    <w:abstractNumId w:val="19"/>
+    <w:abstractNumId w:val="21"/>
   </w:num>
   <w:num w:numId="18" w16cid:durableId="1590314701">
     <w:abstractNumId w:val="1"/>
   </w:num>
   <w:num w:numId="19" w16cid:durableId="381444310">
-    <w:abstractNumId w:val="12"/>
+    <w:abstractNumId w:val="13"/>
   </w:num>
   <w:num w:numId="20" w16cid:durableId="581069481">
+    <w:abstractNumId w:val="33"/>
+  </w:num>
+  <w:num w:numId="21" w16cid:durableId="1931084519">
     <w:abstractNumId w:val="31"/>
   </w:num>
-  <w:num w:numId="21" w16cid:durableId="1931084519">
-    <w:abstractNumId w:val="29"/>
-  </w:num>
   <w:num w:numId="22" w16cid:durableId="279150545">
-    <w:abstractNumId w:val="18"/>
+    <w:abstractNumId w:val="20"/>
   </w:num>
   <w:num w:numId="23" w16cid:durableId="1607811128">
     <w:abstractNumId w:val="3"/>
   </w:num>
   <w:num w:numId="24" w16cid:durableId="1012879462">
-    <w:abstractNumId w:val="24"/>
+    <w:abstractNumId w:val="26"/>
   </w:num>
   <w:num w:numId="25" w16cid:durableId="1959138637">
-    <w:abstractNumId w:val="7"/>
+    <w:abstractNumId w:val="8"/>
   </w:num>
   <w:num w:numId="26" w16cid:durableId="1425415027">
-    <w:abstractNumId w:val="25"/>
+    <w:abstractNumId w:val="27"/>
   </w:num>
   <w:num w:numId="27" w16cid:durableId="864320480">
-    <w:abstractNumId w:val="8"/>
+    <w:abstractNumId w:val="9"/>
   </w:num>
   <w:num w:numId="28" w16cid:durableId="1787962246">
-    <w:abstractNumId w:val="28"/>
+    <w:abstractNumId w:val="30"/>
   </w:num>
   <w:num w:numId="29" w16cid:durableId="200024078">
+    <w:abstractNumId w:val="10"/>
+  </w:num>
+  <w:num w:numId="30" w16cid:durableId="2067602081">
+    <w:abstractNumId w:val="16"/>
+  </w:num>
+  <w:num w:numId="31" w16cid:durableId="157231493">
     <w:abstractNumId w:val="9"/>
   </w:num>
-  <w:num w:numId="30" w16cid:durableId="2067602081">
-    <w:abstractNumId w:val="14"/>
-  </w:num>
-  <w:num w:numId="31" w16cid:durableId="157231493">
-    <w:abstractNumId w:val="8"/>
-  </w:num>
   <w:num w:numId="32" w16cid:durableId="1782803175">
-    <w:abstractNumId w:val="28"/>
+    <w:abstractNumId w:val="30"/>
   </w:num>
   <w:num w:numId="33" w16cid:durableId="1485506924">
-    <w:abstractNumId w:val="34"/>
+    <w:abstractNumId w:val="36"/>
   </w:num>
   <w:num w:numId="34" w16cid:durableId="1127940168">
-    <w:abstractNumId w:val="17"/>
+    <w:abstractNumId w:val="19"/>
   </w:num>
   <w:num w:numId="35" w16cid:durableId="213547516">
     <w:abstractNumId w:val="4"/>
   </w:num>
   <w:num w:numId="36" w16cid:durableId="691303152">
-    <w:abstractNumId w:val="20"/>
+    <w:abstractNumId w:val="22"/>
   </w:num>
   <w:num w:numId="37" w16cid:durableId="1834181092">
-    <w:abstractNumId w:val="13"/>
+    <w:abstractNumId w:val="15"/>
   </w:num>
   <w:num w:numId="38" w16cid:durableId="479424563">
-    <w:abstractNumId w:val="10"/>
+    <w:abstractNumId w:val="11"/>
+  </w:num>
+  <w:num w:numId="39" w16cid:durableId="709496977">
+    <w:abstractNumId w:val="7"/>
+  </w:num>
+  <w:num w:numId="40" w16cid:durableId="981152180">
+    <w:abstractNumId w:val="14"/>
   </w:num>
 </w:numbering>
 </file>
@@ -8220,6 +8213,33 @@
       <w:u w:val="single"/>
     </w:rPr>
   </w:style>
+  <w:style w:type="paragraph" w:styleId="NormalWeb">
+    <w:name w:val="Normal (Web)"/>
+    <w:basedOn w:val="Normal"/>
+    <w:uiPriority w:val="99"/>
+    <w:unhideWhenUsed/>
+    <w:rsid w:val="00661575"/>
+    <w:pPr>
+      <w:spacing w:before="100" w:beforeAutospacing="1" w:after="100" w:afterAutospacing="1" w:line="240" w:lineRule="auto"/>
+    </w:pPr>
+    <w:rPr>
+      <w:rFonts w:ascii="Times New Roman" w:eastAsia="Times New Roman" w:hAnsi="Times New Roman" w:cs="Times New Roman"/>
+      <w:sz w:val="24"/>
+      <w:szCs w:val="24"/>
+      <w:lang w:val="en-IN" w:eastAsia="en-IN"/>
+    </w:rPr>
+  </w:style>
+  <w:style w:type="character" w:styleId="Strong">
+    <w:name w:val="Strong"/>
+    <w:basedOn w:val="DefaultParagraphFont"/>
+    <w:uiPriority w:val="22"/>
+    <w:qFormat/>
+    <w:rsid w:val="00661575"/>
+    <w:rPr>
+      <w:b/>
+      <w:bCs/>
+    </w:rPr>
+  </w:style>
 </w:styles>
 </file>
 
